--- a/data/revised_2026-10_full/outputs/v2/Physics/SS3.2_Current_Electricity/Physics_Current_Electricity_CBE_LessonSequence.docx
+++ b/data/revised_2026-10_full/outputs/v2/Physics/SS3.2_Current_Electricity/Physics_Current_Electricity_CBE_LessonSequence.docx
@@ -2398,7 +2398,7 @@
         </w:rPr>
         <w:t xml:space="preserve">© 2026 SeaVuria and ARES. This work is licensed under a </w:t>
       </w:r>
-      <w:hyperlink w:history="1" r:id="rIdvcjno5acz1anars7w942m">
+      <w:hyperlink w:history="1" r:id="rIdjfvixithifoivinbi061l">
         <w:r>
           <w:rPr>
             <w:rFonts w:ascii="Arial" w:cs="Arial" w:eastAsia="Arial" w:hAnsi="Arial"/>
@@ -2418,7 +2418,7 @@
         </w:rPr>
         <w:t xml:space="preserve"> (</w:t>
       </w:r>
-      <w:hyperlink w:history="1" r:id="rIdbi6cynkeneor8ck363vvd">
+      <w:hyperlink w:history="1" r:id="rIdbfrxpqbim2yrajt-06v51">
         <w:r>
           <w:rPr>
             <w:rFonts w:ascii="Arial" w:cs="Arial" w:eastAsia="Arial" w:hAnsi="Arial"/>
@@ -2438,7 +2438,7 @@
         </w:rPr>
         <w:t xml:space="preserve">). To view a copy of this license, visit </w:t>
       </w:r>
-      <w:hyperlink w:history="1" r:id="rIdcnpepjn1ecavdch9wzbta">
+      <w:hyperlink w:history="1" r:id="rIdrx9myuay9vxtyf7znbyf-">
         <w:r>
           <w:rPr>
             <w:rFonts w:ascii="Arial" w:cs="Arial" w:eastAsia="Arial" w:hAnsi="Arial"/>
@@ -3477,7 +3477,7 @@
             <w:pPr>
               <w:spacing w:after="20" w:before="0"/>
             </w:pPr>
-            <w:hyperlink w:history="1" r:id="rIdj_cwczhsctzmw5cgsprzy">
+            <w:hyperlink w:history="1" r:id="rId2nayo2icnoiwxpc8n92ji">
               <w:r>
                 <w:rPr>
                   <w:rFonts w:ascii="Arial" w:cs="Arial" w:eastAsia="Arial" w:hAnsi="Arial"/>
@@ -3526,7 +3526,7 @@
               <w:spacing w:after="10" w:before="0"/>
               <w:ind w:left="120"/>
             </w:pPr>
-            <w:hyperlink w:history="1" r:id="rIdpfpnpfejowianoobuww55">
+            <w:hyperlink w:history="1" r:id="rIdbw7cm_y-znfbrrdhqujlu">
               <w:r>
                 <w:rPr>
                   <w:rFonts w:ascii="Arial" w:cs="Arial" w:eastAsia="Arial" w:hAnsi="Arial"/>
@@ -3571,7 +3571,7 @@
             <w:pPr>
               <w:spacing w:after="20" w:before="0"/>
             </w:pPr>
-            <w:hyperlink w:history="1" r:id="rIdfh_5dvuw7hmhul80lyg9a">
+            <w:hyperlink w:history="1" r:id="rIdw3lha0ah_vzlumpeexboe">
               <w:r>
                 <w:rPr>
                   <w:rFonts w:ascii="Arial" w:cs="Arial" w:eastAsia="Arial" w:hAnsi="Arial"/>
@@ -3604,7 +3604,7 @@
               <w:spacing w:after="10" w:before="0"/>
               <w:ind w:left="120"/>
             </w:pPr>
-            <w:hyperlink w:history="1" r:id="rId28u-8ap3hz9osca-pa-qa">
+            <w:hyperlink w:history="1" r:id="rIduqrkmozheqgzzr_pgguow">
               <w:r>
                 <w:rPr>
                   <w:rFonts w:ascii="Arial" w:cs="Arial" w:eastAsia="Arial" w:hAnsi="Arial"/>
@@ -3804,7 +3804,7 @@
             <w:pPr>
               <w:spacing w:after="20" w:before="0"/>
             </w:pPr>
-            <w:hyperlink w:history="1" r:id="rIdkahzbcq7hc02glcirkcv6">
+            <w:hyperlink w:history="1" r:id="rIdqjx16ptnn1u0ziu-v5rs7">
               <w:r>
                 <w:rPr>
                   <w:rFonts w:ascii="Arial" w:cs="Arial" w:eastAsia="Arial" w:hAnsi="Arial"/>
@@ -3853,7 +3853,7 @@
               <w:spacing w:after="10" w:before="0"/>
               <w:ind w:left="120"/>
             </w:pPr>
-            <w:hyperlink w:history="1" r:id="rIdayeyejpymajwagcnbragf">
+            <w:hyperlink w:history="1" r:id="rIdb3zav1l16w6qrjligtxe3">
               <w:r>
                 <w:rPr>
                   <w:rFonts w:ascii="Arial" w:cs="Arial" w:eastAsia="Arial" w:hAnsi="Arial"/>
@@ -3898,7 +3898,7 @@
             <w:pPr>
               <w:spacing w:after="20" w:before="0"/>
             </w:pPr>
-            <w:hyperlink w:history="1" r:id="rId0gixm-uwkf7plavhfdvrx">
+            <w:hyperlink w:history="1" r:id="rIdjq4it9ept9tg4y36ahil2">
               <w:r>
                 <w:rPr>
                   <w:rFonts w:ascii="Arial" w:cs="Arial" w:eastAsia="Arial" w:hAnsi="Arial"/>
@@ -3931,7 +3931,7 @@
               <w:spacing w:after="10" w:before="0"/>
               <w:ind w:left="120"/>
             </w:pPr>
-            <w:hyperlink w:history="1" r:id="rIdlzmxl2tox4w9zzsmnf2mi">
+            <w:hyperlink w:history="1" r:id="rId91heqlqnjfjplbgolxobt">
               <w:r>
                 <w:rPr>
                   <w:rFonts w:ascii="Arial" w:cs="Arial" w:eastAsia="Arial" w:hAnsi="Arial"/>
@@ -4131,7 +4131,7 @@
             <w:pPr>
               <w:spacing w:after="20" w:before="0"/>
             </w:pPr>
-            <w:hyperlink w:history="1" r:id="rIdrb7p7t70enthd5ahjb2qv">
+            <w:hyperlink w:history="1" r:id="rId5hpgzmu6pupurrfkbnhi-">
               <w:r>
                 <w:rPr>
                   <w:rFonts w:ascii="Arial" w:cs="Arial" w:eastAsia="Arial" w:hAnsi="Arial"/>
@@ -4180,7 +4180,7 @@
               <w:spacing w:after="10" w:before="0"/>
               <w:ind w:left="120"/>
             </w:pPr>
-            <w:hyperlink w:history="1" r:id="rIdx_wfdkdnhukk7vlbltozq">
+            <w:hyperlink w:history="1" r:id="rIdgonedo2z7f6hc8gxegdqn">
               <w:r>
                 <w:rPr>
                   <w:rFonts w:ascii="Arial" w:cs="Arial" w:eastAsia="Arial" w:hAnsi="Arial"/>
@@ -4225,7 +4225,7 @@
             <w:pPr>
               <w:spacing w:after="20" w:before="0"/>
             </w:pPr>
-            <w:hyperlink w:history="1" r:id="rIdcyhwiagu53aflppv94nec">
+            <w:hyperlink w:history="1" r:id="rIducwdjiwz7xtlqmb9tabu5">
               <w:r>
                 <w:rPr>
                   <w:rFonts w:ascii="Arial" w:cs="Arial" w:eastAsia="Arial" w:hAnsi="Arial"/>
@@ -4258,7 +4258,7 @@
               <w:spacing w:after="10" w:before="0"/>
               <w:ind w:left="120"/>
             </w:pPr>
-            <w:hyperlink w:history="1" r:id="rId5yi6arzrnbr4denpgnerw">
+            <w:hyperlink w:history="1" r:id="rIdasxruffbbcxihaq92u9fx">
               <w:r>
                 <w:rPr>
                   <w:rFonts w:ascii="Arial" w:cs="Arial" w:eastAsia="Arial" w:hAnsi="Arial"/>
@@ -4458,7 +4458,7 @@
             <w:pPr>
               <w:spacing w:after="20" w:before="0"/>
             </w:pPr>
-            <w:hyperlink w:history="1" r:id="rId6opvjmefr4trx0ukcgsmf">
+            <w:hyperlink w:history="1" r:id="rIdxyzkrlk1lkb8uhj6fgttb">
               <w:r>
                 <w:rPr>
                   <w:rFonts w:ascii="Arial" w:cs="Arial" w:eastAsia="Arial" w:hAnsi="Arial"/>
@@ -4507,7 +4507,7 @@
               <w:spacing w:after="10" w:before="0"/>
               <w:ind w:left="120"/>
             </w:pPr>
-            <w:hyperlink w:history="1" r:id="rIdbwajwqbdq3xzkj-cwu0vs">
+            <w:hyperlink w:history="1" r:id="rIdh0a9_gm02kadsqdfbh3rg">
               <w:r>
                 <w:rPr>
                   <w:rFonts w:ascii="Arial" w:cs="Arial" w:eastAsia="Arial" w:hAnsi="Arial"/>
@@ -4552,7 +4552,7 @@
             <w:pPr>
               <w:spacing w:after="20" w:before="0"/>
             </w:pPr>
-            <w:hyperlink w:history="1" r:id="rIdn7rddjfxcbovwjj7j8few">
+            <w:hyperlink w:history="1" r:id="rIdzddu_3wnaa7pmbm-xzz0a">
               <w:r>
                 <w:rPr>
                   <w:rFonts w:ascii="Arial" w:cs="Arial" w:eastAsia="Arial" w:hAnsi="Arial"/>
@@ -4585,7 +4585,7 @@
               <w:spacing w:after="10" w:before="0"/>
               <w:ind w:left="120"/>
             </w:pPr>
-            <w:hyperlink w:history="1" r:id="rIdqjwv0prveom6mwyopfjsi">
+            <w:hyperlink w:history="1" r:id="rIdk0uugrfquxv4trpidbu2x">
               <w:r>
                 <w:rPr>
                   <w:rFonts w:ascii="Arial" w:cs="Arial" w:eastAsia="Arial" w:hAnsi="Arial"/>
@@ -4785,7 +4785,7 @@
             <w:pPr>
               <w:spacing w:after="20" w:before="0"/>
             </w:pPr>
-            <w:hyperlink w:history="1" r:id="rIdmsq3tacpnrnwcm4s1bq-w">
+            <w:hyperlink w:history="1" r:id="rId9lufif1jw4b24amnypkzn">
               <w:r>
                 <w:rPr>
                   <w:rFonts w:ascii="Arial" w:cs="Arial" w:eastAsia="Arial" w:hAnsi="Arial"/>
@@ -4834,7 +4834,7 @@
               <w:spacing w:after="10" w:before="0"/>
               <w:ind w:left="120"/>
             </w:pPr>
-            <w:hyperlink w:history="1" r:id="rIdnquyvucs8q-0x9vmuu5md">
+            <w:hyperlink w:history="1" r:id="rIdv5rqxn-8clcibxnapmhvf">
               <w:r>
                 <w:rPr>
                   <w:rFonts w:ascii="Arial" w:cs="Arial" w:eastAsia="Arial" w:hAnsi="Arial"/>
@@ -4879,7 +4879,7 @@
             <w:pPr>
               <w:spacing w:after="20" w:before="0"/>
             </w:pPr>
-            <w:hyperlink w:history="1" r:id="rIdbz0rr5i-sa7fgbuikznul">
+            <w:hyperlink w:history="1" r:id="rIdajlu-0xabrrz_ewcp-mkh">
               <w:r>
                 <w:rPr>
                   <w:rFonts w:ascii="Arial" w:cs="Arial" w:eastAsia="Arial" w:hAnsi="Arial"/>
@@ -4912,7 +4912,7 @@
               <w:spacing w:after="10" w:before="0"/>
               <w:ind w:left="120"/>
             </w:pPr>
-            <w:hyperlink w:history="1" r:id="rId7lo_hmzji9mxz-yyamc2j">
+            <w:hyperlink w:history="1" r:id="rIdccyqs-ta8xjsry81yrqrx">
               <w:r>
                 <w:rPr>
                   <w:rFonts w:ascii="Arial" w:cs="Arial" w:eastAsia="Arial" w:hAnsi="Arial"/>
@@ -5437,7 +5437,7 @@
         </w:rPr>
         <w:t xml:space="preserve">© 2026 SeaVuria and ARES. Aligned with KICD objectives. Developed by SeaVuria; technical implementation by ARES (with AI assistance from Claude). Licensed under </w:t>
       </w:r>
-      <w:hyperlink w:history="1" r:id="rId_s2chw16nm0ike6fuzb4p">
+      <w:hyperlink w:history="1" r:id="rIdhmihvrdz4z_jrfb2w2v8i">
         <w:r>
           <w:rPr>
             <w:rFonts w:ascii="Arial" w:cs="Arial" w:eastAsia="Arial" w:hAnsi="Arial"/>
@@ -5458,7 +5458,7 @@
         </w:rPr>
         <w:t xml:space="preserve"> (</w:t>
       </w:r>
-      <w:hyperlink w:history="1" r:id="rId09rrba2n7pj8olmawykr0">
+      <w:hyperlink w:history="1" r:id="rIdfny26jsjvahh20jxfpz-h">
         <w:r>
           <w:rPr>
             <w:rFonts w:ascii="Arial" w:cs="Arial" w:eastAsia="Arial" w:hAnsi="Arial"/>
@@ -6498,7 +6498,7 @@
             <w:pPr>
               <w:spacing w:after="20" w:before="0"/>
             </w:pPr>
-            <w:hyperlink w:history="1" r:id="rIdrucapjj-gaxnfnkrn_shv">
+            <w:hyperlink w:history="1" r:id="rId8l_uo2dj_mbevnal8m41m">
               <w:r>
                 <w:rPr>
                   <w:rFonts w:ascii="Arial" w:cs="Arial" w:eastAsia="Arial" w:hAnsi="Arial"/>
@@ -6531,7 +6531,7 @@
               <w:spacing w:after="10" w:before="0"/>
               <w:ind w:left="120"/>
             </w:pPr>
-            <w:hyperlink w:history="1" r:id="rId_c3qsyhr6dvue8hnolaff">
+            <w:hyperlink w:history="1" r:id="rIdpoup72fbhm6xahl_ultmi">
               <w:r>
                 <w:rPr>
                   <w:rFonts w:ascii="Arial" w:cs="Arial" w:eastAsia="Arial" w:hAnsi="Arial"/>
@@ -6576,7 +6576,7 @@
             <w:pPr>
               <w:spacing w:after="20" w:before="0"/>
             </w:pPr>
-            <w:hyperlink w:history="1" r:id="rId_qb__aashx0luqhdfwsrg">
+            <w:hyperlink w:history="1" r:id="rIdtq8cnns1sjrw0bfqlb1su">
               <w:r>
                 <w:rPr>
                   <w:rFonts w:ascii="Arial" w:cs="Arial" w:eastAsia="Arial" w:hAnsi="Arial"/>
@@ -6609,7 +6609,7 @@
               <w:spacing w:after="10" w:before="0"/>
               <w:ind w:left="120"/>
             </w:pPr>
-            <w:hyperlink w:history="1" r:id="rIdmabethviaxfssfvx3lrvu">
+            <w:hyperlink w:history="1" r:id="rId99w5q9_kj9og0m67lovky">
               <w:r>
                 <w:rPr>
                   <w:rFonts w:ascii="Arial" w:cs="Arial" w:eastAsia="Arial" w:hAnsi="Arial"/>
@@ -6809,7 +6809,7 @@
             <w:pPr>
               <w:spacing w:after="20" w:before="0"/>
             </w:pPr>
-            <w:hyperlink w:history="1" r:id="rId8dyizdri-x7e6hmvdyd-e">
+            <w:hyperlink w:history="1" r:id="rIdkfbxnw9fx9ciyp7lyt5cg">
               <w:r>
                 <w:rPr>
                   <w:rFonts w:ascii="Arial" w:cs="Arial" w:eastAsia="Arial" w:hAnsi="Arial"/>
@@ -6842,7 +6842,7 @@
               <w:spacing w:after="10" w:before="0"/>
               <w:ind w:left="120"/>
             </w:pPr>
-            <w:hyperlink w:history="1" r:id="rIdqhmzzzxf2hm9ywslbfhpn">
+            <w:hyperlink w:history="1" r:id="rIdtlfxwrmtu0akaludsb7m_">
               <w:r>
                 <w:rPr>
                   <w:rFonts w:ascii="Arial" w:cs="Arial" w:eastAsia="Arial" w:hAnsi="Arial"/>
@@ -6887,7 +6887,7 @@
             <w:pPr>
               <w:spacing w:after="20" w:before="0"/>
             </w:pPr>
-            <w:hyperlink w:history="1" r:id="rIdnkcfqzkf0usjf5lssqbxw">
+            <w:hyperlink w:history="1" r:id="rIddyhzjlh6bhbhkr2m1d4dp">
               <w:r>
                 <w:rPr>
                   <w:rFonts w:ascii="Arial" w:cs="Arial" w:eastAsia="Arial" w:hAnsi="Arial"/>
@@ -6920,7 +6920,7 @@
               <w:spacing w:after="10" w:before="0"/>
               <w:ind w:left="120"/>
             </w:pPr>
-            <w:hyperlink w:history="1" r:id="rIdaw0oct8ylhpxl2ksn2to5">
+            <w:hyperlink w:history="1" r:id="rIdplqr4vowy1gwavhbfbdvu">
               <w:r>
                 <w:rPr>
                   <w:rFonts w:ascii="Arial" w:cs="Arial" w:eastAsia="Arial" w:hAnsi="Arial"/>
@@ -7120,7 +7120,7 @@
             <w:pPr>
               <w:spacing w:after="20" w:before="0"/>
             </w:pPr>
-            <w:hyperlink w:history="1" r:id="rIdpusxivgm2hikb4gnkqrku">
+            <w:hyperlink w:history="1" r:id="rIdcgbe5yoqxlwvebagj7gjp">
               <w:r>
                 <w:rPr>
                   <w:rFonts w:ascii="Arial" w:cs="Arial" w:eastAsia="Arial" w:hAnsi="Arial"/>
@@ -7153,7 +7153,7 @@
               <w:spacing w:after="10" w:before="0"/>
               <w:ind w:left="120"/>
             </w:pPr>
-            <w:hyperlink w:history="1" r:id="rIdvdztdkcwz57vrt47urhws">
+            <w:hyperlink w:history="1" r:id="rIdaq3rzdrswkliyzx1zk2oo">
               <w:r>
                 <w:rPr>
                   <w:rFonts w:ascii="Arial" w:cs="Arial" w:eastAsia="Arial" w:hAnsi="Arial"/>
@@ -7198,7 +7198,7 @@
             <w:pPr>
               <w:spacing w:after="20" w:before="0"/>
             </w:pPr>
-            <w:hyperlink w:history="1" r:id="rIdukdhu7zma6sdlq8uezs5o">
+            <w:hyperlink w:history="1" r:id="rIduiq4p3hyu0-viuzepmrld">
               <w:r>
                 <w:rPr>
                   <w:rFonts w:ascii="Arial" w:cs="Arial" w:eastAsia="Arial" w:hAnsi="Arial"/>
@@ -7231,7 +7231,7 @@
               <w:spacing w:after="10" w:before="0"/>
               <w:ind w:left="120"/>
             </w:pPr>
-            <w:hyperlink w:history="1" r:id="rIde5fnlylpjy06z1sx8fte5">
+            <w:hyperlink w:history="1" r:id="rIdtjdvzj8asdothkwhtdiob">
               <w:r>
                 <w:rPr>
                   <w:rFonts w:ascii="Arial" w:cs="Arial" w:eastAsia="Arial" w:hAnsi="Arial"/>
@@ -7431,7 +7431,7 @@
             <w:pPr>
               <w:spacing w:after="20" w:before="0"/>
             </w:pPr>
-            <w:hyperlink w:history="1" r:id="rIdipknvvb_naxjmin37i0gi">
+            <w:hyperlink w:history="1" r:id="rId4ubidgvvsld06dvk3laij">
               <w:r>
                 <w:rPr>
                   <w:rFonts w:ascii="Arial" w:cs="Arial" w:eastAsia="Arial" w:hAnsi="Arial"/>
@@ -7464,7 +7464,7 @@
               <w:spacing w:after="10" w:before="0"/>
               <w:ind w:left="120"/>
             </w:pPr>
-            <w:hyperlink w:history="1" r:id="rIdbml737d6jvsaaqsv-zrvp">
+            <w:hyperlink w:history="1" r:id="rIdh_kgl_hkpztknpwqtf4is">
               <w:r>
                 <w:rPr>
                   <w:rFonts w:ascii="Arial" w:cs="Arial" w:eastAsia="Arial" w:hAnsi="Arial"/>
@@ -7509,7 +7509,7 @@
             <w:pPr>
               <w:spacing w:after="20" w:before="0"/>
             </w:pPr>
-            <w:hyperlink w:history="1" r:id="rIdckobxp2z3etfyfmj8ols7">
+            <w:hyperlink w:history="1" r:id="rId1gt9pon96njknlkg36uto">
               <w:r>
                 <w:rPr>
                   <w:rFonts w:ascii="Arial" w:cs="Arial" w:eastAsia="Arial" w:hAnsi="Arial"/>
@@ -7542,7 +7542,7 @@
               <w:spacing w:after="10" w:before="0"/>
               <w:ind w:left="120"/>
             </w:pPr>
-            <w:hyperlink w:history="1" r:id="rIdedy8xn87ei_omks5wyqi1">
+            <w:hyperlink w:history="1" r:id="rIdtc2dsz0vq2tvx3yuvhluz">
               <w:r>
                 <w:rPr>
                   <w:rFonts w:ascii="Arial" w:cs="Arial" w:eastAsia="Arial" w:hAnsi="Arial"/>
@@ -7742,7 +7742,7 @@
             <w:pPr>
               <w:spacing w:after="20" w:before="0"/>
             </w:pPr>
-            <w:hyperlink w:history="1" r:id="rIdzhdheh1yblam0abcen7ps">
+            <w:hyperlink w:history="1" r:id="rId3uflpxb4radkstpnlex9d">
               <w:r>
                 <w:rPr>
                   <w:rFonts w:ascii="Arial" w:cs="Arial" w:eastAsia="Arial" w:hAnsi="Arial"/>
@@ -7791,7 +7791,7 @@
               <w:spacing w:after="10" w:before="0"/>
               <w:ind w:left="120"/>
             </w:pPr>
-            <w:hyperlink w:history="1" r:id="rIdwsubv38ck0ngvo64_mkz-">
+            <w:hyperlink w:history="1" r:id="rIdjaanjkwb7hocxcauf5yp-">
               <w:r>
                 <w:rPr>
                   <w:rFonts w:ascii="Arial" w:cs="Arial" w:eastAsia="Arial" w:hAnsi="Arial"/>
@@ -7836,7 +7836,7 @@
             <w:pPr>
               <w:spacing w:after="20" w:before="0"/>
             </w:pPr>
-            <w:hyperlink w:history="1" r:id="rIdbgwecou2jaq84t83qxoyw">
+            <w:hyperlink w:history="1" r:id="rId8mrlpyq8-1gqp0yj-v-uw">
               <w:r>
                 <w:rPr>
                   <w:rFonts w:ascii="Arial" w:cs="Arial" w:eastAsia="Arial" w:hAnsi="Arial"/>
@@ -7885,7 +7885,7 @@
               <w:spacing w:after="10" w:before="0"/>
               <w:ind w:left="120"/>
             </w:pPr>
-            <w:hyperlink w:history="1" r:id="rId2xzayucm74wbgag1mrzb-">
+            <w:hyperlink w:history="1" r:id="rIdw9u7dvkth8lhao3bxu-4o">
               <w:r>
                 <w:rPr>
                   <w:rFonts w:ascii="Arial" w:cs="Arial" w:eastAsia="Arial" w:hAnsi="Arial"/>
@@ -8410,7 +8410,7 @@
         </w:rPr>
         <w:t xml:space="preserve">© 2026 SeaVuria and ARES. Aligned with KICD objectives. Developed by SeaVuria; technical implementation by ARES (with AI assistance from Claude). Licensed under </w:t>
       </w:r>
-      <w:hyperlink w:history="1" r:id="rIdio0qtwmt9aforo6zowadf">
+      <w:hyperlink w:history="1" r:id="rIdi6nqgsfqrq2szk_27-gml">
         <w:r>
           <w:rPr>
             <w:rFonts w:ascii="Arial" w:cs="Arial" w:eastAsia="Arial" w:hAnsi="Arial"/>
@@ -8431,7 +8431,7 @@
         </w:rPr>
         <w:t xml:space="preserve"> (</w:t>
       </w:r>
-      <w:hyperlink w:history="1" r:id="rIdzcqedstyqbocevahk0axg">
+      <w:hyperlink w:history="1" r:id="rIdvt5ljoaybyfeeligrh5gs">
         <w:r>
           <w:rPr>
             <w:rFonts w:ascii="Arial" w:cs="Arial" w:eastAsia="Arial" w:hAnsi="Arial"/>
@@ -9471,7 +9471,7 @@
             <w:pPr>
               <w:spacing w:after="20" w:before="0"/>
             </w:pPr>
-            <w:hyperlink w:history="1" r:id="rIdl5t1hc2bk59dxlusnlsrg">
+            <w:hyperlink w:history="1" r:id="rIdjakncvx3m6dhurh4yxxh6">
               <w:r>
                 <w:rPr>
                   <w:rFonts w:ascii="Arial" w:cs="Arial" w:eastAsia="Arial" w:hAnsi="Arial"/>
@@ -9504,7 +9504,7 @@
               <w:spacing w:after="10" w:before="0"/>
               <w:ind w:left="120"/>
             </w:pPr>
-            <w:hyperlink w:history="1" r:id="rIdpzbjh_wxvwvzh2vcsuliz">
+            <w:hyperlink w:history="1" r:id="rId5rppr6hkucdy1dctdxnez">
               <w:r>
                 <w:rPr>
                   <w:rFonts w:ascii="Arial" w:cs="Arial" w:eastAsia="Arial" w:hAnsi="Arial"/>
@@ -9549,7 +9549,7 @@
             <w:pPr>
               <w:spacing w:after="20" w:before="0"/>
             </w:pPr>
-            <w:hyperlink w:history="1" r:id="rId0yuossbzpztffsgit4s32">
+            <w:hyperlink w:history="1" r:id="rIdxu4djnsdjobdapsovdo0b">
               <w:r>
                 <w:rPr>
                   <w:rFonts w:ascii="Arial" w:cs="Arial" w:eastAsia="Arial" w:hAnsi="Arial"/>
@@ -9582,7 +9582,7 @@
               <w:spacing w:after="10" w:before="0"/>
               <w:ind w:left="120"/>
             </w:pPr>
-            <w:hyperlink w:history="1" r:id="rIddvdhbqmmaouh0u1nzzwk8">
+            <w:hyperlink w:history="1" r:id="rId-ftvnvbapcfen4nak7n3s">
               <w:r>
                 <w:rPr>
                   <w:rFonts w:ascii="Arial" w:cs="Arial" w:eastAsia="Arial" w:hAnsi="Arial"/>
@@ -9782,7 +9782,7 @@
             <w:pPr>
               <w:spacing w:after="20" w:before="0"/>
             </w:pPr>
-            <w:hyperlink w:history="1" r:id="rIdo1iyd41dciqsrhlisolpw">
+            <w:hyperlink w:history="1" r:id="rIdqulqdzz0o9dv9hi-squoh">
               <w:r>
                 <w:rPr>
                   <w:rFonts w:ascii="Arial" w:cs="Arial" w:eastAsia="Arial" w:hAnsi="Arial"/>
@@ -9815,7 +9815,7 @@
               <w:spacing w:after="10" w:before="0"/>
               <w:ind w:left="120"/>
             </w:pPr>
-            <w:hyperlink w:history="1" r:id="rIdrxwcw8nf7ak-mlneg5nis">
+            <w:hyperlink w:history="1" r:id="rId1xbckmotkxaprjzqcsrx7">
               <w:r>
                 <w:rPr>
                   <w:rFonts w:ascii="Arial" w:cs="Arial" w:eastAsia="Arial" w:hAnsi="Arial"/>
@@ -9860,7 +9860,7 @@
             <w:pPr>
               <w:spacing w:after="20" w:before="0"/>
             </w:pPr>
-            <w:hyperlink w:history="1" r:id="rIdafigcu-iwsbf3ilyuahi3">
+            <w:hyperlink w:history="1" r:id="rIdh84cdhu22lnuiw2kmhd__">
               <w:r>
                 <w:rPr>
                   <w:rFonts w:ascii="Arial" w:cs="Arial" w:eastAsia="Arial" w:hAnsi="Arial"/>
@@ -9893,7 +9893,7 @@
               <w:spacing w:after="10" w:before="0"/>
               <w:ind w:left="120"/>
             </w:pPr>
-            <w:hyperlink w:history="1" r:id="rIddue9blqy2rdhuvyzuptus">
+            <w:hyperlink w:history="1" r:id="rId1sfndrvz36iqogj_5usa9">
               <w:r>
                 <w:rPr>
                   <w:rFonts w:ascii="Arial" w:cs="Arial" w:eastAsia="Arial" w:hAnsi="Arial"/>
@@ -10093,7 +10093,7 @@
             <w:pPr>
               <w:spacing w:after="20" w:before="0"/>
             </w:pPr>
-            <w:hyperlink w:history="1" r:id="rIdlib1xofo5ly4zthiexit5">
+            <w:hyperlink w:history="1" r:id="rIdtsn5ckzgpfovdkhneoc2x">
               <w:r>
                 <w:rPr>
                   <w:rFonts w:ascii="Arial" w:cs="Arial" w:eastAsia="Arial" w:hAnsi="Arial"/>
@@ -10126,7 +10126,7 @@
               <w:spacing w:after="10" w:before="0"/>
               <w:ind w:left="120"/>
             </w:pPr>
-            <w:hyperlink w:history="1" r:id="rId9qpl-vnossogf1oaye_ez">
+            <w:hyperlink w:history="1" r:id="rIdr1kokyefosp8pbuhpk00h">
               <w:r>
                 <w:rPr>
                   <w:rFonts w:ascii="Arial" w:cs="Arial" w:eastAsia="Arial" w:hAnsi="Arial"/>
@@ -10171,7 +10171,7 @@
             <w:pPr>
               <w:spacing w:after="20" w:before="0"/>
             </w:pPr>
-            <w:hyperlink w:history="1" r:id="rId9d1xmyip86ugxgeo_ozjj">
+            <w:hyperlink w:history="1" r:id="rIdpqevkrrlsqtvreb_rq33j">
               <w:r>
                 <w:rPr>
                   <w:rFonts w:ascii="Arial" w:cs="Arial" w:eastAsia="Arial" w:hAnsi="Arial"/>
@@ -10204,7 +10204,7 @@
               <w:spacing w:after="10" w:before="0"/>
               <w:ind w:left="120"/>
             </w:pPr>
-            <w:hyperlink w:history="1" r:id="rIdk8nvngfy2cpze_gjnlfpf">
+            <w:hyperlink w:history="1" r:id="rIdwq1mcdggzqmgtftmsp8np">
               <w:r>
                 <w:rPr>
                   <w:rFonts w:ascii="Arial" w:cs="Arial" w:eastAsia="Arial" w:hAnsi="Arial"/>
@@ -10404,7 +10404,7 @@
             <w:pPr>
               <w:spacing w:after="20" w:before="0"/>
             </w:pPr>
-            <w:hyperlink w:history="1" r:id="rId-kmuxmwjju7two535sx5q">
+            <w:hyperlink w:history="1" r:id="rIdpemkeofyk9brkpwxbdsku">
               <w:r>
                 <w:rPr>
                   <w:rFonts w:ascii="Arial" w:cs="Arial" w:eastAsia="Arial" w:hAnsi="Arial"/>
@@ -10437,7 +10437,7 @@
               <w:spacing w:after="10" w:before="0"/>
               <w:ind w:left="120"/>
             </w:pPr>
-            <w:hyperlink w:history="1" r:id="rIdsrq9kx5xbsprxgdeowyhh">
+            <w:hyperlink w:history="1" r:id="rIduc-90ykf2ep5aosit7zwg">
               <w:r>
                 <w:rPr>
                   <w:rFonts w:ascii="Arial" w:cs="Arial" w:eastAsia="Arial" w:hAnsi="Arial"/>
@@ -10482,7 +10482,7 @@
             <w:pPr>
               <w:spacing w:after="20" w:before="0"/>
             </w:pPr>
-            <w:hyperlink w:history="1" r:id="rIdfrz0eafidgjpbpuifravh">
+            <w:hyperlink w:history="1" r:id="rIdm9waoj5gu7ztx_-a314fa">
               <w:r>
                 <w:rPr>
                   <w:rFonts w:ascii="Arial" w:cs="Arial" w:eastAsia="Arial" w:hAnsi="Arial"/>
@@ -10515,7 +10515,7 @@
               <w:spacing w:after="10" w:before="0"/>
               <w:ind w:left="120"/>
             </w:pPr>
-            <w:hyperlink w:history="1" r:id="rIdzbscw67dnwwh8eurlje1a">
+            <w:hyperlink w:history="1" r:id="rIdt3b4yjncvfp-kpdscvlwz">
               <w:r>
                 <w:rPr>
                   <w:rFonts w:ascii="Arial" w:cs="Arial" w:eastAsia="Arial" w:hAnsi="Arial"/>
@@ -10715,7 +10715,7 @@
             <w:pPr>
               <w:spacing w:after="20" w:before="0"/>
             </w:pPr>
-            <w:hyperlink w:history="1" r:id="rIdkjxsjsf2sxu0rnytsznu9">
+            <w:hyperlink w:history="1" r:id="rIdntdtn86gc_hodnxqnuzmt">
               <w:r>
                 <w:rPr>
                   <w:rFonts w:ascii="Arial" w:cs="Arial" w:eastAsia="Arial" w:hAnsi="Arial"/>
@@ -10764,7 +10764,7 @@
               <w:spacing w:after="10" w:before="0"/>
               <w:ind w:left="120"/>
             </w:pPr>
-            <w:hyperlink w:history="1" r:id="rIdl8m9z0v8evq1tvft_dyqo">
+            <w:hyperlink w:history="1" r:id="rIdqxey-lmgaakvlrkskxoca">
               <w:r>
                 <w:rPr>
                   <w:rFonts w:ascii="Arial" w:cs="Arial" w:eastAsia="Arial" w:hAnsi="Arial"/>
@@ -10809,7 +10809,7 @@
             <w:pPr>
               <w:spacing w:after="20" w:before="0"/>
             </w:pPr>
-            <w:hyperlink w:history="1" r:id="rIdhw1w9-q-8ou2lnyfe-ksn">
+            <w:hyperlink w:history="1" r:id="rIdbrkcilrq6hq_feqlsjneg">
               <w:r>
                 <w:rPr>
                   <w:rFonts w:ascii="Arial" w:cs="Arial" w:eastAsia="Arial" w:hAnsi="Arial"/>
@@ -10842,7 +10842,7 @@
               <w:spacing w:after="10" w:before="0"/>
               <w:ind w:left="120"/>
             </w:pPr>
-            <w:hyperlink w:history="1" r:id="rIdwggilsddg8-ckt6vgnisk">
+            <w:hyperlink w:history="1" r:id="rId3sstxqdrmudbfaozgrudd">
               <w:r>
                 <w:rPr>
                   <w:rFonts w:ascii="Arial" w:cs="Arial" w:eastAsia="Arial" w:hAnsi="Arial"/>
@@ -11367,7 +11367,7 @@
         </w:rPr>
         <w:t xml:space="preserve">© 2026 SeaVuria and ARES. Aligned with KICD objectives. Developed by SeaVuria; technical implementation by ARES (with AI assistance from Claude). Licensed under </w:t>
       </w:r>
-      <w:hyperlink w:history="1" r:id="rIdxi7jqua2_qdh4cmnrlzkb">
+      <w:hyperlink w:history="1" r:id="rId1lbrkyytegoqbmfyxttsq">
         <w:r>
           <w:rPr>
             <w:rFonts w:ascii="Arial" w:cs="Arial" w:eastAsia="Arial" w:hAnsi="Arial"/>
@@ -11388,7 +11388,7 @@
         </w:rPr>
         <w:t xml:space="preserve"> (</w:t>
       </w:r>
-      <w:hyperlink w:history="1" r:id="rId1b5cwbzc9_af3ffxgnxyv">
+      <w:hyperlink w:history="1" r:id="rIdhmv11slul72dmxojh6flz">
         <w:r>
           <w:rPr>
             <w:rFonts w:ascii="Arial" w:cs="Arial" w:eastAsia="Arial" w:hAnsi="Arial"/>
@@ -12428,7 +12428,7 @@
             <w:pPr>
               <w:spacing w:after="20" w:before="0"/>
             </w:pPr>
-            <w:hyperlink w:history="1" r:id="rIdkaa0ka2m2tu6t6dyjnd9f">
+            <w:hyperlink w:history="1" r:id="rIdpz5aj80ikltdihyprbnme">
               <w:r>
                 <w:rPr>
                   <w:rFonts w:ascii="Arial" w:cs="Arial" w:eastAsia="Arial" w:hAnsi="Arial"/>
@@ -12461,7 +12461,7 @@
               <w:spacing w:after="10" w:before="0"/>
               <w:ind w:left="120"/>
             </w:pPr>
-            <w:hyperlink w:history="1" r:id="rIdpodwnhzfd3twtruwgboh8">
+            <w:hyperlink w:history="1" r:id="rId8-a49kygbb6fbvsyq8vkj">
               <w:r>
                 <w:rPr>
                   <w:rFonts w:ascii="Arial" w:cs="Arial" w:eastAsia="Arial" w:hAnsi="Arial"/>
@@ -12506,7 +12506,7 @@
             <w:pPr>
               <w:spacing w:after="20" w:before="0"/>
             </w:pPr>
-            <w:hyperlink w:history="1" r:id="rIdzfofuncqciart9mdaroas">
+            <w:hyperlink w:history="1" r:id="rIdirramwsle6m2o062fu6q3">
               <w:r>
                 <w:rPr>
                   <w:rFonts w:ascii="Arial" w:cs="Arial" w:eastAsia="Arial" w:hAnsi="Arial"/>
@@ -12539,7 +12539,7 @@
               <w:spacing w:after="10" w:before="0"/>
               <w:ind w:left="120"/>
             </w:pPr>
-            <w:hyperlink w:history="1" r:id="rIdbn3b78afuetlptsl3eo2k">
+            <w:hyperlink w:history="1" r:id="rIdtve-gtwng2ez4xzy2yyrl">
               <w:r>
                 <w:rPr>
                   <w:rFonts w:ascii="Arial" w:cs="Arial" w:eastAsia="Arial" w:hAnsi="Arial"/>
@@ -12739,7 +12739,7 @@
             <w:pPr>
               <w:spacing w:after="20" w:before="0"/>
             </w:pPr>
-            <w:hyperlink w:history="1" r:id="rIdcf7fon-7fokmpefudoesw">
+            <w:hyperlink w:history="1" r:id="rIdlcvdddnb3edpqwazf8qr4">
               <w:r>
                 <w:rPr>
                   <w:rFonts w:ascii="Arial" w:cs="Arial" w:eastAsia="Arial" w:hAnsi="Arial"/>
@@ -12772,7 +12772,7 @@
               <w:spacing w:after="10" w:before="0"/>
               <w:ind w:left="120"/>
             </w:pPr>
-            <w:hyperlink w:history="1" r:id="rIdm9ppm2iinrwhihzxhoh5r">
+            <w:hyperlink w:history="1" r:id="rIdczw59yeicfo2qwd-ud9zb">
               <w:r>
                 <w:rPr>
                   <w:rFonts w:ascii="Arial" w:cs="Arial" w:eastAsia="Arial" w:hAnsi="Arial"/>
@@ -12817,7 +12817,7 @@
             <w:pPr>
               <w:spacing w:after="20" w:before="0"/>
             </w:pPr>
-            <w:hyperlink w:history="1" r:id="rIdbcnpacmbgkhcfo56lkid2">
+            <w:hyperlink w:history="1" r:id="rIdewaynp1pup23tsx6nqx1r">
               <w:r>
                 <w:rPr>
                   <w:rFonts w:ascii="Arial" w:cs="Arial" w:eastAsia="Arial" w:hAnsi="Arial"/>
@@ -12850,7 +12850,7 @@
               <w:spacing w:after="10" w:before="0"/>
               <w:ind w:left="120"/>
             </w:pPr>
-            <w:hyperlink w:history="1" r:id="rIdkousptc1wewkron5m_y91">
+            <w:hyperlink w:history="1" r:id="rIderiau2nc2ap3_lyh8ahks">
               <w:r>
                 <w:rPr>
                   <w:rFonts w:ascii="Arial" w:cs="Arial" w:eastAsia="Arial" w:hAnsi="Arial"/>
@@ -13050,7 +13050,7 @@
             <w:pPr>
               <w:spacing w:after="20" w:before="0"/>
             </w:pPr>
-            <w:hyperlink w:history="1" r:id="rIdv-asqj1mobbeekzi2lliu">
+            <w:hyperlink w:history="1" r:id="rIdo3qzfqd3dsxkrvezserdu">
               <w:r>
                 <w:rPr>
                   <w:rFonts w:ascii="Arial" w:cs="Arial" w:eastAsia="Arial" w:hAnsi="Arial"/>
@@ -13083,7 +13083,7 @@
               <w:spacing w:after="10" w:before="0"/>
               <w:ind w:left="120"/>
             </w:pPr>
-            <w:hyperlink w:history="1" r:id="rIdtuj4a1vzamihlqfgyianf">
+            <w:hyperlink w:history="1" r:id="rIdcwbasmdy9lope4w1obixm">
               <w:r>
                 <w:rPr>
                   <w:rFonts w:ascii="Arial" w:cs="Arial" w:eastAsia="Arial" w:hAnsi="Arial"/>
@@ -13128,7 +13128,7 @@
             <w:pPr>
               <w:spacing w:after="20" w:before="0"/>
             </w:pPr>
-            <w:hyperlink w:history="1" r:id="rIdeko0qap6dny_6ivtdzn-p">
+            <w:hyperlink w:history="1" r:id="rIddz53_lc0b6fvhpqg7mven">
               <w:r>
                 <w:rPr>
                   <w:rFonts w:ascii="Arial" w:cs="Arial" w:eastAsia="Arial" w:hAnsi="Arial"/>
@@ -13161,7 +13161,7 @@
               <w:spacing w:after="10" w:before="0"/>
               <w:ind w:left="120"/>
             </w:pPr>
-            <w:hyperlink w:history="1" r:id="rIdecufud9ukxvigcx9ekia2">
+            <w:hyperlink w:history="1" r:id="rId4gfuy-zhlsxawvk1wh4he">
               <w:r>
                 <w:rPr>
                   <w:rFonts w:ascii="Arial" w:cs="Arial" w:eastAsia="Arial" w:hAnsi="Arial"/>
@@ -13361,7 +13361,7 @@
             <w:pPr>
               <w:spacing w:after="20" w:before="0"/>
             </w:pPr>
-            <w:hyperlink w:history="1" r:id="rIdej696qkltrl0-5kg6hjnt">
+            <w:hyperlink w:history="1" r:id="rIdnduukphw5tvanw2ccyjnc">
               <w:r>
                 <w:rPr>
                   <w:rFonts w:ascii="Arial" w:cs="Arial" w:eastAsia="Arial" w:hAnsi="Arial"/>
@@ -13394,7 +13394,7 @@
               <w:spacing w:after="10" w:before="0"/>
               <w:ind w:left="120"/>
             </w:pPr>
-            <w:hyperlink w:history="1" r:id="rIdzmhuc8zn8jwheeso4a5p6">
+            <w:hyperlink w:history="1" r:id="rIdcyexflvnir6mcjllmzvls">
               <w:r>
                 <w:rPr>
                   <w:rFonts w:ascii="Arial" w:cs="Arial" w:eastAsia="Arial" w:hAnsi="Arial"/>
@@ -13439,7 +13439,7 @@
             <w:pPr>
               <w:spacing w:after="20" w:before="0"/>
             </w:pPr>
-            <w:hyperlink w:history="1" r:id="rIdqasjlgu17ckpcweij2qu5">
+            <w:hyperlink w:history="1" r:id="rIdtyo8b_dlq9atrdpj6hv7a">
               <w:r>
                 <w:rPr>
                   <w:rFonts w:ascii="Arial" w:cs="Arial" w:eastAsia="Arial" w:hAnsi="Arial"/>
@@ -13472,7 +13472,7 @@
               <w:spacing w:after="10" w:before="0"/>
               <w:ind w:left="120"/>
             </w:pPr>
-            <w:hyperlink w:history="1" r:id="rIdait0txud7dhio_ufbuu7p">
+            <w:hyperlink w:history="1" r:id="rIdf9bqgcgrnwgfjo0pohizy">
               <w:r>
                 <w:rPr>
                   <w:rFonts w:ascii="Arial" w:cs="Arial" w:eastAsia="Arial" w:hAnsi="Arial"/>
@@ -13672,7 +13672,7 @@
             <w:pPr>
               <w:spacing w:after="20" w:before="0"/>
             </w:pPr>
-            <w:hyperlink w:history="1" r:id="rIdvpkiwxwi2pn951cxejcoj">
+            <w:hyperlink w:history="1" r:id="rId4rkcp4gyhja9czxmymeuw">
               <w:r>
                 <w:rPr>
                   <w:rFonts w:ascii="Arial" w:cs="Arial" w:eastAsia="Arial" w:hAnsi="Arial"/>
@@ -13705,7 +13705,7 @@
               <w:spacing w:after="10" w:before="0"/>
               <w:ind w:left="120"/>
             </w:pPr>
-            <w:hyperlink w:history="1" r:id="rIdp-8bw-8pl5mcadepwahbw">
+            <w:hyperlink w:history="1" r:id="rIdcnrmjqnb45llwgi94tr_q">
               <w:r>
                 <w:rPr>
                   <w:rFonts w:ascii="Arial" w:cs="Arial" w:eastAsia="Arial" w:hAnsi="Arial"/>
@@ -13750,7 +13750,7 @@
             <w:pPr>
               <w:spacing w:after="20" w:before="0"/>
             </w:pPr>
-            <w:hyperlink w:history="1" r:id="rIdnrzddj-h6nn41v9-gyacl">
+            <w:hyperlink w:history="1" r:id="rIdaz3g9ypnxkbijd0mkj2h3">
               <w:r>
                 <w:rPr>
                   <w:rFonts w:ascii="Arial" w:cs="Arial" w:eastAsia="Arial" w:hAnsi="Arial"/>
@@ -13783,7 +13783,7 @@
               <w:spacing w:after="10" w:before="0"/>
               <w:ind w:left="120"/>
             </w:pPr>
-            <w:hyperlink w:history="1" r:id="rIdlexmykqxlpxwflfka94_w">
+            <w:hyperlink w:history="1" r:id="rIdiutg5iya_lfqghvdi0l_8">
               <w:r>
                 <w:rPr>
                   <w:rFonts w:ascii="Arial" w:cs="Arial" w:eastAsia="Arial" w:hAnsi="Arial"/>
@@ -14308,7 +14308,7 @@
         </w:rPr>
         <w:t xml:space="preserve">© 2026 SeaVuria and ARES. Aligned with KICD objectives. Developed by SeaVuria; technical implementation by ARES (with AI assistance from Claude). Licensed under </w:t>
       </w:r>
-      <w:hyperlink w:history="1" r:id="rId_w1_59owsysxcwpv_lhe6">
+      <w:hyperlink w:history="1" r:id="rIdhtwog0pm8wjvvetr2fvec">
         <w:r>
           <w:rPr>
             <w:rFonts w:ascii="Arial" w:cs="Arial" w:eastAsia="Arial" w:hAnsi="Arial"/>
@@ -14329,7 +14329,7 @@
         </w:rPr>
         <w:t xml:space="preserve"> (</w:t>
       </w:r>
-      <w:hyperlink w:history="1" r:id="rId49hxf6pulcj1a_ivgihec">
+      <w:hyperlink w:history="1" r:id="rIdbg39recvn-6i1qduatfdh">
         <w:r>
           <w:rPr>
             <w:rFonts w:ascii="Arial" w:cs="Arial" w:eastAsia="Arial" w:hAnsi="Arial"/>
@@ -15369,7 +15369,7 @@
             <w:pPr>
               <w:spacing w:after="20" w:before="0"/>
             </w:pPr>
-            <w:hyperlink w:history="1" r:id="rIdc6zpdnd3rpqe0wvvpwiib">
+            <w:hyperlink w:history="1" r:id="rIdwxtjmr2krdrskqqt8ahoe">
               <w:r>
                 <w:rPr>
                   <w:rFonts w:ascii="Arial" w:cs="Arial" w:eastAsia="Arial" w:hAnsi="Arial"/>
@@ -15402,7 +15402,7 @@
               <w:spacing w:after="10" w:before="0"/>
               <w:ind w:left="120"/>
             </w:pPr>
-            <w:hyperlink w:history="1" r:id="rIdmsdjviaawz7ezu1igsy_t">
+            <w:hyperlink w:history="1" r:id="rIdjd_iww9fwl2rgtvl4r-9a">
               <w:r>
                 <w:rPr>
                   <w:rFonts w:ascii="Arial" w:cs="Arial" w:eastAsia="Arial" w:hAnsi="Arial"/>
@@ -15447,7 +15447,7 @@
             <w:pPr>
               <w:spacing w:after="20" w:before="0"/>
             </w:pPr>
-            <w:hyperlink w:history="1" r:id="rId93k1718wpdywqszecokk2">
+            <w:hyperlink w:history="1" r:id="rIda2-2baggb0etphszs2arf">
               <w:r>
                 <w:rPr>
                   <w:rFonts w:ascii="Arial" w:cs="Arial" w:eastAsia="Arial" w:hAnsi="Arial"/>
@@ -15480,7 +15480,7 @@
               <w:spacing w:after="10" w:before="0"/>
               <w:ind w:left="120"/>
             </w:pPr>
-            <w:hyperlink w:history="1" r:id="rIdkti8gahymkgou11gk6l8t">
+            <w:hyperlink w:history="1" r:id="rId16twi50lgrim8bpedjg6a">
               <w:r>
                 <w:rPr>
                   <w:rFonts w:ascii="Arial" w:cs="Arial" w:eastAsia="Arial" w:hAnsi="Arial"/>
@@ -15680,7 +15680,7 @@
             <w:pPr>
               <w:spacing w:after="20" w:before="0"/>
             </w:pPr>
-            <w:hyperlink w:history="1" r:id="rId3q3l_3enol6aylweayx7x">
+            <w:hyperlink w:history="1" r:id="rId8soqmft5c2dc9_gfto7ht">
               <w:r>
                 <w:rPr>
                   <w:rFonts w:ascii="Arial" w:cs="Arial" w:eastAsia="Arial" w:hAnsi="Arial"/>
@@ -15713,7 +15713,7 @@
               <w:spacing w:after="10" w:before="0"/>
               <w:ind w:left="120"/>
             </w:pPr>
-            <w:hyperlink w:history="1" r:id="rIdwik2zfxlfevfiozgk1feh">
+            <w:hyperlink w:history="1" r:id="rIdwx6gantiuw1kxdulwjy-u">
               <w:r>
                 <w:rPr>
                   <w:rFonts w:ascii="Arial" w:cs="Arial" w:eastAsia="Arial" w:hAnsi="Arial"/>
@@ -15758,7 +15758,7 @@
             <w:pPr>
               <w:spacing w:after="20" w:before="0"/>
             </w:pPr>
-            <w:hyperlink w:history="1" r:id="rId6w5dgbf1kwnmt812eyvu9">
+            <w:hyperlink w:history="1" r:id="rIdhola2ktxtoag_oqz_etgc">
               <w:r>
                 <w:rPr>
                   <w:rFonts w:ascii="Arial" w:cs="Arial" w:eastAsia="Arial" w:hAnsi="Arial"/>
@@ -15791,7 +15791,7 @@
               <w:spacing w:after="10" w:before="0"/>
               <w:ind w:left="120"/>
             </w:pPr>
-            <w:hyperlink w:history="1" r:id="rIdddytmtp_-be9da_zkzveo">
+            <w:hyperlink w:history="1" r:id="rIdz2ix3vg7yfekny0jtugqv">
               <w:r>
                 <w:rPr>
                   <w:rFonts w:ascii="Arial" w:cs="Arial" w:eastAsia="Arial" w:hAnsi="Arial"/>
@@ -15991,7 +15991,7 @@
             <w:pPr>
               <w:spacing w:after="20" w:before="0"/>
             </w:pPr>
-            <w:hyperlink w:history="1" r:id="rIdqd0ienn5obsbdngy6iy7i">
+            <w:hyperlink w:history="1" r:id="rIdev7emwsbz8zjphvsgecog">
               <w:r>
                 <w:rPr>
                   <w:rFonts w:ascii="Arial" w:cs="Arial" w:eastAsia="Arial" w:hAnsi="Arial"/>
@@ -16024,7 +16024,7 @@
               <w:spacing w:after="10" w:before="0"/>
               <w:ind w:left="120"/>
             </w:pPr>
-            <w:hyperlink w:history="1" r:id="rIdvwhs_m_y6o4ib21dmtns0">
+            <w:hyperlink w:history="1" r:id="rIdu689f78eyzweco0upk4gx">
               <w:r>
                 <w:rPr>
                   <w:rFonts w:ascii="Arial" w:cs="Arial" w:eastAsia="Arial" w:hAnsi="Arial"/>
@@ -16069,7 +16069,7 @@
             <w:pPr>
               <w:spacing w:after="20" w:before="0"/>
             </w:pPr>
-            <w:hyperlink w:history="1" r:id="rIdtw-4_rlvmnx_orrkttazu">
+            <w:hyperlink w:history="1" r:id="rIdjaoimiog8fyqnsu-sbjdw">
               <w:r>
                 <w:rPr>
                   <w:rFonts w:ascii="Arial" w:cs="Arial" w:eastAsia="Arial" w:hAnsi="Arial"/>
@@ -16102,7 +16102,7 @@
               <w:spacing w:after="10" w:before="0"/>
               <w:ind w:left="120"/>
             </w:pPr>
-            <w:hyperlink w:history="1" r:id="rId29erhssj14xezl6g-hzdd">
+            <w:hyperlink w:history="1" r:id="rIdf2wzadwfzp5zmqh1pvq8j">
               <w:r>
                 <w:rPr>
                   <w:rFonts w:ascii="Arial" w:cs="Arial" w:eastAsia="Arial" w:hAnsi="Arial"/>
@@ -16302,7 +16302,7 @@
             <w:pPr>
               <w:spacing w:after="20" w:before="0"/>
             </w:pPr>
-            <w:hyperlink w:history="1" r:id="rIdoltzxbwecevudp5qmre0f">
+            <w:hyperlink w:history="1" r:id="rIdvswsmffmkftqsqq6vrtun">
               <w:r>
                 <w:rPr>
                   <w:rFonts w:ascii="Arial" w:cs="Arial" w:eastAsia="Arial" w:hAnsi="Arial"/>
@@ -16335,7 +16335,7 @@
               <w:spacing w:after="10" w:before="0"/>
               <w:ind w:left="120"/>
             </w:pPr>
-            <w:hyperlink w:history="1" r:id="rId6guwcapluwewnibsynol0">
+            <w:hyperlink w:history="1" r:id="rIdzukgbfpmxurfeknvhc89o">
               <w:r>
                 <w:rPr>
                   <w:rFonts w:ascii="Arial" w:cs="Arial" w:eastAsia="Arial" w:hAnsi="Arial"/>
@@ -16380,7 +16380,7 @@
             <w:pPr>
               <w:spacing w:after="20" w:before="0"/>
             </w:pPr>
-            <w:hyperlink w:history="1" r:id="rIdtgh1ll6yi1ubvd6uzpdm3">
+            <w:hyperlink w:history="1" r:id="rId3sysovzri4fk3vtow9bvh">
               <w:r>
                 <w:rPr>
                   <w:rFonts w:ascii="Arial" w:cs="Arial" w:eastAsia="Arial" w:hAnsi="Arial"/>
@@ -16413,7 +16413,7 @@
               <w:spacing w:after="10" w:before="0"/>
               <w:ind w:left="120"/>
             </w:pPr>
-            <w:hyperlink w:history="1" r:id="rIdu5hw1cafd01kwizy-0j0z">
+            <w:hyperlink w:history="1" r:id="rIdhhwkbea2ztvxeschle64c">
               <w:r>
                 <w:rPr>
                   <w:rFonts w:ascii="Arial" w:cs="Arial" w:eastAsia="Arial" w:hAnsi="Arial"/>
@@ -16613,7 +16613,7 @@
             <w:pPr>
               <w:spacing w:after="20" w:before="0"/>
             </w:pPr>
-            <w:hyperlink w:history="1" r:id="rIdbwsqpr6ieksctyoxjnoep">
+            <w:hyperlink w:history="1" r:id="rIdzn8h8r4uibccxsdhqfddu">
               <w:r>
                 <w:rPr>
                   <w:rFonts w:ascii="Arial" w:cs="Arial" w:eastAsia="Arial" w:hAnsi="Arial"/>
@@ -16662,7 +16662,7 @@
               <w:spacing w:after="10" w:before="0"/>
               <w:ind w:left="120"/>
             </w:pPr>
-            <w:hyperlink w:history="1" r:id="rIdmsnuen_eqy4wjoyj-wz0t">
+            <w:hyperlink w:history="1" r:id="rIdyfd6oucfhym4v9gzy4nqy">
               <w:r>
                 <w:rPr>
                   <w:rFonts w:ascii="Arial" w:cs="Arial" w:eastAsia="Arial" w:hAnsi="Arial"/>
@@ -16707,7 +16707,7 @@
             <w:pPr>
               <w:spacing w:after="20" w:before="0"/>
             </w:pPr>
-            <w:hyperlink w:history="1" r:id="rIdugvsgsh5ablvp3nthioec">
+            <w:hyperlink w:history="1" r:id="rIdskp71dlaq8zieu6-pxago">
               <w:r>
                 <w:rPr>
                   <w:rFonts w:ascii="Arial" w:cs="Arial" w:eastAsia="Arial" w:hAnsi="Arial"/>
@@ -16756,7 +16756,7 @@
               <w:spacing w:after="10" w:before="0"/>
               <w:ind w:left="120"/>
             </w:pPr>
-            <w:hyperlink w:history="1" r:id="rIde0bc_nwfcuosfd8nrgt1v">
+            <w:hyperlink w:history="1" r:id="rIdvrdsl7hep0d7sb4ebk3az">
               <w:r>
                 <w:rPr>
                   <w:rFonts w:ascii="Arial" w:cs="Arial" w:eastAsia="Arial" w:hAnsi="Arial"/>
@@ -17281,7 +17281,7 @@
         </w:rPr>
         <w:t xml:space="preserve">© 2026 SeaVuria and ARES. Aligned with KICD objectives. Developed by SeaVuria; technical implementation by ARES (with AI assistance from Claude). Licensed under </w:t>
       </w:r>
-      <w:hyperlink w:history="1" r:id="rIdxlvjsbctkcihqwae69vbe">
+      <w:hyperlink w:history="1" r:id="rIdoy3i5yxfvcysdixd8jpr8">
         <w:r>
           <w:rPr>
             <w:rFonts w:ascii="Arial" w:cs="Arial" w:eastAsia="Arial" w:hAnsi="Arial"/>
@@ -17302,7 +17302,7 @@
         </w:rPr>
         <w:t xml:space="preserve"> (</w:t>
       </w:r>
-      <w:hyperlink w:history="1" r:id="rIdyzxcichvqdyow2dy1d91e">
+      <w:hyperlink w:history="1" r:id="rIduyg8srqvfs8nydultba0g">
         <w:r>
           <w:rPr>
             <w:rFonts w:ascii="Arial" w:cs="Arial" w:eastAsia="Arial" w:hAnsi="Arial"/>
@@ -18342,7 +18342,7 @@
             <w:pPr>
               <w:spacing w:after="20" w:before="0"/>
             </w:pPr>
-            <w:hyperlink w:history="1" r:id="rId9nzozllocnbc7mmkksl1i">
+            <w:hyperlink w:history="1" r:id="rIdknlsv8kmlivpwgw6ce3fu">
               <w:r>
                 <w:rPr>
                   <w:rFonts w:ascii="Arial" w:cs="Arial" w:eastAsia="Arial" w:hAnsi="Arial"/>
@@ -18375,7 +18375,7 @@
               <w:spacing w:after="10" w:before="0"/>
               <w:ind w:left="120"/>
             </w:pPr>
-            <w:hyperlink w:history="1" r:id="rIdz1p1zhbnj9mo_aw48hrjv">
+            <w:hyperlink w:history="1" r:id="rIdscwtfkolfoor30mxsl0ms">
               <w:r>
                 <w:rPr>
                   <w:rFonts w:ascii="Arial" w:cs="Arial" w:eastAsia="Arial" w:hAnsi="Arial"/>
@@ -18420,7 +18420,7 @@
             <w:pPr>
               <w:spacing w:after="20" w:before="0"/>
             </w:pPr>
-            <w:hyperlink w:history="1" r:id="rId-ww-g73-efkhkh6aite9i">
+            <w:hyperlink w:history="1" r:id="rIdlnydscdj75zecftvwptb9">
               <w:r>
                 <w:rPr>
                   <w:rFonts w:ascii="Arial" w:cs="Arial" w:eastAsia="Arial" w:hAnsi="Arial"/>
@@ -18453,7 +18453,7 @@
               <w:spacing w:after="10" w:before="0"/>
               <w:ind w:left="120"/>
             </w:pPr>
-            <w:hyperlink w:history="1" r:id="rIdaj03v843jlppnyvjj10pl">
+            <w:hyperlink w:history="1" r:id="rIdey1gsfjx7zx1hm5abgg-w">
               <w:r>
                 <w:rPr>
                   <w:rFonts w:ascii="Arial" w:cs="Arial" w:eastAsia="Arial" w:hAnsi="Arial"/>
@@ -18653,7 +18653,7 @@
             <w:pPr>
               <w:spacing w:after="20" w:before="0"/>
             </w:pPr>
-            <w:hyperlink w:history="1" r:id="rId7swmin0mrlel0yglehyrl">
+            <w:hyperlink w:history="1" r:id="rId60fwfbissg8op6sb0ahm7">
               <w:r>
                 <w:rPr>
                   <w:rFonts w:ascii="Arial" w:cs="Arial" w:eastAsia="Arial" w:hAnsi="Arial"/>
@@ -18686,7 +18686,7 @@
               <w:spacing w:after="10" w:before="0"/>
               <w:ind w:left="120"/>
             </w:pPr>
-            <w:hyperlink w:history="1" r:id="rIdmqvyh-hz_u29gfspc91kn">
+            <w:hyperlink w:history="1" r:id="rIdmlzpbwlwp8_qcqiv-jwwh">
               <w:r>
                 <w:rPr>
                   <w:rFonts w:ascii="Arial" w:cs="Arial" w:eastAsia="Arial" w:hAnsi="Arial"/>
@@ -18731,7 +18731,7 @@
             <w:pPr>
               <w:spacing w:after="20" w:before="0"/>
             </w:pPr>
-            <w:hyperlink w:history="1" r:id="rId0j2pfznsz7-jiejrp9pxz">
+            <w:hyperlink w:history="1" r:id="rIdnvznhy2bxjmvw5oqwsai6">
               <w:r>
                 <w:rPr>
                   <w:rFonts w:ascii="Arial" w:cs="Arial" w:eastAsia="Arial" w:hAnsi="Arial"/>
@@ -18764,7 +18764,7 @@
               <w:spacing w:after="10" w:before="0"/>
               <w:ind w:left="120"/>
             </w:pPr>
-            <w:hyperlink w:history="1" r:id="rIdaqof61fvszxlrnkz36oxx">
+            <w:hyperlink w:history="1" r:id="rIdwudcnaothgubgmlzcqutd">
               <w:r>
                 <w:rPr>
                   <w:rFonts w:ascii="Arial" w:cs="Arial" w:eastAsia="Arial" w:hAnsi="Arial"/>
@@ -18964,7 +18964,7 @@
             <w:pPr>
               <w:spacing w:after="20" w:before="0"/>
             </w:pPr>
-            <w:hyperlink w:history="1" r:id="rIdrfmk9wm46cfz8zmm-7zlq">
+            <w:hyperlink w:history="1" r:id="rIdyzizaa9c1fp22mjqgyz0g">
               <w:r>
                 <w:rPr>
                   <w:rFonts w:ascii="Arial" w:cs="Arial" w:eastAsia="Arial" w:hAnsi="Arial"/>
@@ -18997,7 +18997,7 @@
               <w:spacing w:after="10" w:before="0"/>
               <w:ind w:left="120"/>
             </w:pPr>
-            <w:hyperlink w:history="1" r:id="rIdk-8upsdueirj89j_w_g21">
+            <w:hyperlink w:history="1" r:id="rIdbb08pggjcjyp_g5ylonjb">
               <w:r>
                 <w:rPr>
                   <w:rFonts w:ascii="Arial" w:cs="Arial" w:eastAsia="Arial" w:hAnsi="Arial"/>
@@ -19042,7 +19042,7 @@
             <w:pPr>
               <w:spacing w:after="20" w:before="0"/>
             </w:pPr>
-            <w:hyperlink w:history="1" r:id="rIdpdfqs7bmipqek4zn4aj4z">
+            <w:hyperlink w:history="1" r:id="rIdvl-hi2wobcthezqbpi58g">
               <w:r>
                 <w:rPr>
                   <w:rFonts w:ascii="Arial" w:cs="Arial" w:eastAsia="Arial" w:hAnsi="Arial"/>
@@ -19091,7 +19091,7 @@
               <w:spacing w:after="10" w:before="0"/>
               <w:ind w:left="120"/>
             </w:pPr>
-            <w:hyperlink w:history="1" r:id="rId7opyooo0g6qs6btjhpm7g">
+            <w:hyperlink w:history="1" r:id="rIdk_kalk1zkx5i7vsa2wlnp">
               <w:r>
                 <w:rPr>
                   <w:rFonts w:ascii="Arial" w:cs="Arial" w:eastAsia="Arial" w:hAnsi="Arial"/>
@@ -19291,7 +19291,7 @@
             <w:pPr>
               <w:spacing w:after="20" w:before="0"/>
             </w:pPr>
-            <w:hyperlink w:history="1" r:id="rIdmepikwokv85usntfd40yc">
+            <w:hyperlink w:history="1" r:id="rIdkb9y-tbvtsptvh7earskg">
               <w:r>
                 <w:rPr>
                   <w:rFonts w:ascii="Arial" w:cs="Arial" w:eastAsia="Arial" w:hAnsi="Arial"/>
@@ -19324,7 +19324,7 @@
               <w:spacing w:after="10" w:before="0"/>
               <w:ind w:left="120"/>
             </w:pPr>
-            <w:hyperlink w:history="1" r:id="rIdsujj1kg6p_dwjcjkc0ueu">
+            <w:hyperlink w:history="1" r:id="rIdn7if4shd5qzimwbwozh3f">
               <w:r>
                 <w:rPr>
                   <w:rFonts w:ascii="Arial" w:cs="Arial" w:eastAsia="Arial" w:hAnsi="Arial"/>
@@ -19369,7 +19369,7 @@
             <w:pPr>
               <w:spacing w:after="20" w:before="0"/>
             </w:pPr>
-            <w:hyperlink w:history="1" r:id="rId1nibgiydzlfah9b2hwknl">
+            <w:hyperlink w:history="1" r:id="rIdz1h9ynltupp-n5b9sb_lz">
               <w:r>
                 <w:rPr>
                   <w:rFonts w:ascii="Arial" w:cs="Arial" w:eastAsia="Arial" w:hAnsi="Arial"/>
@@ -19418,7 +19418,7 @@
               <w:spacing w:after="10" w:before="0"/>
               <w:ind w:left="120"/>
             </w:pPr>
-            <w:hyperlink w:history="1" r:id="rIdrm01euzhr6fcpsifqz8bq">
+            <w:hyperlink w:history="1" r:id="rId2nla-umymfiqbdupstkky">
               <w:r>
                 <w:rPr>
                   <w:rFonts w:ascii="Arial" w:cs="Arial" w:eastAsia="Arial" w:hAnsi="Arial"/>
@@ -19618,7 +19618,7 @@
             <w:pPr>
               <w:spacing w:after="20" w:before="0"/>
             </w:pPr>
-            <w:hyperlink w:history="1" r:id="rIdrfvshmqrl2itfeszocsml">
+            <w:hyperlink w:history="1" r:id="rId8buzdc5wi4nsbjkgwvja_">
               <w:r>
                 <w:rPr>
                   <w:rFonts w:ascii="Arial" w:cs="Arial" w:eastAsia="Arial" w:hAnsi="Arial"/>
@@ -19667,7 +19667,7 @@
               <w:spacing w:after="10" w:before="0"/>
               <w:ind w:left="120"/>
             </w:pPr>
-            <w:hyperlink w:history="1" r:id="rIdxta8gwigendymluxgzkxq">
+            <w:hyperlink w:history="1" r:id="rIdner2ztm54v8nrxr9mudvp">
               <w:r>
                 <w:rPr>
                   <w:rFonts w:ascii="Arial" w:cs="Arial" w:eastAsia="Arial" w:hAnsi="Arial"/>
@@ -19712,7 +19712,7 @@
             <w:pPr>
               <w:spacing w:after="20" w:before="0"/>
             </w:pPr>
-            <w:hyperlink w:history="1" r:id="rIdf-177d5kxynvkhbo84b8n">
+            <w:hyperlink w:history="1" r:id="rIdrrly7bv5m4meglwgsak42">
               <w:r>
                 <w:rPr>
                   <w:rFonts w:ascii="Arial" w:cs="Arial" w:eastAsia="Arial" w:hAnsi="Arial"/>
@@ -19761,7 +19761,7 @@
               <w:spacing w:after="10" w:before="0"/>
               <w:ind w:left="120"/>
             </w:pPr>
-            <w:hyperlink w:history="1" r:id="rIdrsvxa_ytkchgmuncdyms_">
+            <w:hyperlink w:history="1" r:id="rIdulu6mvekps7psmhibmx1k">
               <w:r>
                 <w:rPr>
                   <w:rFonts w:ascii="Arial" w:cs="Arial" w:eastAsia="Arial" w:hAnsi="Arial"/>
@@ -20286,7 +20286,7 @@
         </w:rPr>
         <w:t xml:space="preserve">© 2026 SeaVuria and ARES. Aligned with KICD objectives. Developed by SeaVuria; technical implementation by ARES (with AI assistance from Claude). Licensed under </w:t>
       </w:r>
-      <w:hyperlink w:history="1" r:id="rIdcqx82y9z_td2b2py4czia">
+      <w:hyperlink w:history="1" r:id="rId1l-wxil154pxddfnz7dd0">
         <w:r>
           <w:rPr>
             <w:rFonts w:ascii="Arial" w:cs="Arial" w:eastAsia="Arial" w:hAnsi="Arial"/>
@@ -20307,7 +20307,7 @@
         </w:rPr>
         <w:t xml:space="preserve"> (</w:t>
       </w:r>
-      <w:hyperlink w:history="1" r:id="rIdbxcw6qsyg8qzzots_s6ry">
+      <w:hyperlink w:history="1" r:id="rIdgzbo6_syiczya_5waf3ij">
         <w:r>
           <w:rPr>
             <w:rFonts w:ascii="Arial" w:cs="Arial" w:eastAsia="Arial" w:hAnsi="Arial"/>
@@ -21347,7 +21347,7 @@
             <w:pPr>
               <w:spacing w:after="20" w:before="0"/>
             </w:pPr>
-            <w:hyperlink w:history="1" r:id="rIdyd-fftwi6xyk7j80lsdsb">
+            <w:hyperlink w:history="1" r:id="rIdznu43wat6r6cpgfe-qzbw">
               <w:r>
                 <w:rPr>
                   <w:rFonts w:ascii="Arial" w:cs="Arial" w:eastAsia="Arial" w:hAnsi="Arial"/>
@@ -21380,7 +21380,7 @@
               <w:spacing w:after="10" w:before="0"/>
               <w:ind w:left="120"/>
             </w:pPr>
-            <w:hyperlink w:history="1" r:id="rIdtmlk_qlj3wmngaftwowwq">
+            <w:hyperlink w:history="1" r:id="rIdbloakd5w1qobex1iymloi">
               <w:r>
                 <w:rPr>
                   <w:rFonts w:ascii="Arial" w:cs="Arial" w:eastAsia="Arial" w:hAnsi="Arial"/>
@@ -21425,7 +21425,7 @@
             <w:pPr>
               <w:spacing w:after="20" w:before="0"/>
             </w:pPr>
-            <w:hyperlink w:history="1" r:id="rId6d6jhlrj9lbfubsyyonvr">
+            <w:hyperlink w:history="1" r:id="rIdd_bzjbk_74ex8dzp41zm2">
               <w:r>
                 <w:rPr>
                   <w:rFonts w:ascii="Arial" w:cs="Arial" w:eastAsia="Arial" w:hAnsi="Arial"/>
@@ -21458,7 +21458,7 @@
               <w:spacing w:after="10" w:before="0"/>
               <w:ind w:left="120"/>
             </w:pPr>
-            <w:hyperlink w:history="1" r:id="rIdjm4phue4axulc39t_khht">
+            <w:hyperlink w:history="1" r:id="rIdxq8_zqopang7_xpscd7ie">
               <w:r>
                 <w:rPr>
                   <w:rFonts w:ascii="Arial" w:cs="Arial" w:eastAsia="Arial" w:hAnsi="Arial"/>
@@ -21658,7 +21658,7 @@
             <w:pPr>
               <w:spacing w:after="20" w:before="0"/>
             </w:pPr>
-            <w:hyperlink w:history="1" r:id="rIdufucsnl3-vzwzt10ncagy">
+            <w:hyperlink w:history="1" r:id="rIdd8cbbg2kctnpgk0tmmwjm">
               <w:r>
                 <w:rPr>
                   <w:rFonts w:ascii="Arial" w:cs="Arial" w:eastAsia="Arial" w:hAnsi="Arial"/>
@@ -21691,7 +21691,7 @@
               <w:spacing w:after="10" w:before="0"/>
               <w:ind w:left="120"/>
             </w:pPr>
-            <w:hyperlink w:history="1" r:id="rIds53idri58_qy59qjlwxtl">
+            <w:hyperlink w:history="1" r:id="rIdl5hzenrmbwdmqogktp2yn">
               <w:r>
                 <w:rPr>
                   <w:rFonts w:ascii="Arial" w:cs="Arial" w:eastAsia="Arial" w:hAnsi="Arial"/>
@@ -21736,7 +21736,7 @@
             <w:pPr>
               <w:spacing w:after="20" w:before="0"/>
             </w:pPr>
-            <w:hyperlink w:history="1" r:id="rIdesdlu8qtsutnu83jkhjoc">
+            <w:hyperlink w:history="1" r:id="rIdwnynevvaazqhek9owa-cz">
               <w:r>
                 <w:rPr>
                   <w:rFonts w:ascii="Arial" w:cs="Arial" w:eastAsia="Arial" w:hAnsi="Arial"/>
@@ -21769,7 +21769,7 @@
               <w:spacing w:after="10" w:before="0"/>
               <w:ind w:left="120"/>
             </w:pPr>
-            <w:hyperlink w:history="1" r:id="rIdwtxcomjwcq2_ypk53mop3">
+            <w:hyperlink w:history="1" r:id="rIdldgdr6s2wut-t-ziywwto">
               <w:r>
                 <w:rPr>
                   <w:rFonts w:ascii="Arial" w:cs="Arial" w:eastAsia="Arial" w:hAnsi="Arial"/>
@@ -21969,7 +21969,7 @@
             <w:pPr>
               <w:spacing w:after="20" w:before="0"/>
             </w:pPr>
-            <w:hyperlink w:history="1" r:id="rIdf2jse4orbgh4ljavg70r9">
+            <w:hyperlink w:history="1" r:id="rIdwyi0im05foum35pszl7xu">
               <w:r>
                 <w:rPr>
                   <w:rFonts w:ascii="Arial" w:cs="Arial" w:eastAsia="Arial" w:hAnsi="Arial"/>
@@ -22002,7 +22002,7 @@
               <w:spacing w:after="10" w:before="0"/>
               <w:ind w:left="120"/>
             </w:pPr>
-            <w:hyperlink w:history="1" r:id="rIdwxr44pioc_ar7rayyfueg">
+            <w:hyperlink w:history="1" r:id="rIdkd0t_ttzae-emxihk5m4z">
               <w:r>
                 <w:rPr>
                   <w:rFonts w:ascii="Arial" w:cs="Arial" w:eastAsia="Arial" w:hAnsi="Arial"/>
@@ -22047,7 +22047,7 @@
             <w:pPr>
               <w:spacing w:after="20" w:before="0"/>
             </w:pPr>
-            <w:hyperlink w:history="1" r:id="rIdwhfykfx-zmok6p5kpwf_7">
+            <w:hyperlink w:history="1" r:id="rId4oiw7-xw_mp7edtnpsuet">
               <w:r>
                 <w:rPr>
                   <w:rFonts w:ascii="Arial" w:cs="Arial" w:eastAsia="Arial" w:hAnsi="Arial"/>
@@ -22080,7 +22080,7 @@
               <w:spacing w:after="10" w:before="0"/>
               <w:ind w:left="120"/>
             </w:pPr>
-            <w:hyperlink w:history="1" r:id="rIdnjrwjas605othpidx0iix">
+            <w:hyperlink w:history="1" r:id="rIdmjrssflr_ljcgnrky5mfi">
               <w:r>
                 <w:rPr>
                   <w:rFonts w:ascii="Arial" w:cs="Arial" w:eastAsia="Arial" w:hAnsi="Arial"/>
@@ -22280,7 +22280,7 @@
             <w:pPr>
               <w:spacing w:after="20" w:before="0"/>
             </w:pPr>
-            <w:hyperlink w:history="1" r:id="rIdibz7zshw_l2msreddvtf1">
+            <w:hyperlink w:history="1" r:id="rIdkphgrw5wnjbkvyzixjzw-">
               <w:r>
                 <w:rPr>
                   <w:rFonts w:ascii="Arial" w:cs="Arial" w:eastAsia="Arial" w:hAnsi="Arial"/>
@@ -22313,7 +22313,7 @@
               <w:spacing w:after="10" w:before="0"/>
               <w:ind w:left="120"/>
             </w:pPr>
-            <w:hyperlink w:history="1" r:id="rIde_sssqtatgigm0z-agguq">
+            <w:hyperlink w:history="1" r:id="rId5qezugbtzwapccyvogbox">
               <w:r>
                 <w:rPr>
                   <w:rFonts w:ascii="Arial" w:cs="Arial" w:eastAsia="Arial" w:hAnsi="Arial"/>
@@ -22358,7 +22358,7 @@
             <w:pPr>
               <w:spacing w:after="20" w:before="0"/>
             </w:pPr>
-            <w:hyperlink w:history="1" r:id="rIdue_etxm9-99ctns5jvdxe">
+            <w:hyperlink w:history="1" r:id="rIdbcwtkp9cmzrh9qvsp1y3q">
               <w:r>
                 <w:rPr>
                   <w:rFonts w:ascii="Arial" w:cs="Arial" w:eastAsia="Arial" w:hAnsi="Arial"/>
@@ -22391,7 +22391,7 @@
               <w:spacing w:after="10" w:before="0"/>
               <w:ind w:left="120"/>
             </w:pPr>
-            <w:hyperlink w:history="1" r:id="rIdtypdwi-p0zot7z81v_pnr">
+            <w:hyperlink w:history="1" r:id="rIdgdki8qpdpacqcxnybci47">
               <w:r>
                 <w:rPr>
                   <w:rFonts w:ascii="Arial" w:cs="Arial" w:eastAsia="Arial" w:hAnsi="Arial"/>
@@ -22591,7 +22591,7 @@
             <w:pPr>
               <w:spacing w:after="20" w:before="0"/>
             </w:pPr>
-            <w:hyperlink w:history="1" r:id="rIdauwhcbyvnd7a_lntecc2m">
+            <w:hyperlink w:history="1" r:id="rIdjpa4d5jnbaeobiyiprxv5">
               <w:r>
                 <w:rPr>
                   <w:rFonts w:ascii="Arial" w:cs="Arial" w:eastAsia="Arial" w:hAnsi="Arial"/>
@@ -22624,7 +22624,7 @@
               <w:spacing w:after="10" w:before="0"/>
               <w:ind w:left="120"/>
             </w:pPr>
-            <w:hyperlink w:history="1" r:id="rIduys3yhyv72zbqq6ntsf5y">
+            <w:hyperlink w:history="1" r:id="rIdn5betjvx9f7iydgshl2pc">
               <w:r>
                 <w:rPr>
                   <w:rFonts w:ascii="Arial" w:cs="Arial" w:eastAsia="Arial" w:hAnsi="Arial"/>
@@ -22669,7 +22669,7 @@
             <w:pPr>
               <w:spacing w:after="20" w:before="0"/>
             </w:pPr>
-            <w:hyperlink w:history="1" r:id="rIdfmufwa2hyfvwe9musdma7">
+            <w:hyperlink w:history="1" r:id="rIdig51amf9u8yeuy_jmzmgk">
               <w:r>
                 <w:rPr>
                   <w:rFonts w:ascii="Arial" w:cs="Arial" w:eastAsia="Arial" w:hAnsi="Arial"/>
@@ -22702,7 +22702,7 @@
               <w:spacing w:after="10" w:before="0"/>
               <w:ind w:left="120"/>
             </w:pPr>
-            <w:hyperlink w:history="1" r:id="rIdmudwhp9ykutkv-kyhxxee">
+            <w:hyperlink w:history="1" r:id="rId2epsxvhqjitkbc3_cfffp">
               <w:r>
                 <w:rPr>
                   <w:rFonts w:ascii="Arial" w:cs="Arial" w:eastAsia="Arial" w:hAnsi="Arial"/>
@@ -23227,7 +23227,7 @@
         </w:rPr>
         <w:t xml:space="preserve">© 2026 SeaVuria and ARES. Aligned with KICD objectives. Developed by SeaVuria; technical implementation by ARES (with AI assistance from Claude). Licensed under </w:t>
       </w:r>
-      <w:hyperlink w:history="1" r:id="rIdz7908nmmpfi9tmstk2wzx">
+      <w:hyperlink w:history="1" r:id="rId6zi84vafvaeeqn6pxhfom">
         <w:r>
           <w:rPr>
             <w:rFonts w:ascii="Arial" w:cs="Arial" w:eastAsia="Arial" w:hAnsi="Arial"/>
@@ -23248,7 +23248,7 @@
         </w:rPr>
         <w:t xml:space="preserve"> (</w:t>
       </w:r>
-      <w:hyperlink w:history="1" r:id="rIdcch1nze8n6ma5sf8qjul3">
+      <w:hyperlink w:history="1" r:id="rId6xc2jsnv_nhzgdpazcvgj">
         <w:r>
           <w:rPr>
             <w:rFonts w:ascii="Arial" w:cs="Arial" w:eastAsia="Arial" w:hAnsi="Arial"/>
@@ -24288,7 +24288,7 @@
             <w:pPr>
               <w:spacing w:after="20" w:before="0"/>
             </w:pPr>
-            <w:hyperlink w:history="1" r:id="rIdbuo9l1te8sovhn0telqs4">
+            <w:hyperlink w:history="1" r:id="rId6iqvadhx6r5xqhajphiss">
               <w:r>
                 <w:rPr>
                   <w:rFonts w:ascii="Arial" w:cs="Arial" w:eastAsia="Arial" w:hAnsi="Arial"/>
@@ -24321,7 +24321,7 @@
               <w:spacing w:after="10" w:before="0"/>
               <w:ind w:left="120"/>
             </w:pPr>
-            <w:hyperlink w:history="1" r:id="rId4weo3evqgc8e8knhi723h">
+            <w:hyperlink w:history="1" r:id="rIdcg5l2ikcuon-zwsjwbak2">
               <w:r>
                 <w:rPr>
                   <w:rFonts w:ascii="Arial" w:cs="Arial" w:eastAsia="Arial" w:hAnsi="Arial"/>
@@ -24366,7 +24366,7 @@
             <w:pPr>
               <w:spacing w:after="20" w:before="0"/>
             </w:pPr>
-            <w:hyperlink w:history="1" r:id="rId2cesr8ou-uv14o5wv4xyu">
+            <w:hyperlink w:history="1" r:id="rIdaaomhlvj_pgt_jphb16zd">
               <w:r>
                 <w:rPr>
                   <w:rFonts w:ascii="Arial" w:cs="Arial" w:eastAsia="Arial" w:hAnsi="Arial"/>
@@ -24399,7 +24399,7 @@
               <w:spacing w:after="10" w:before="0"/>
               <w:ind w:left="120"/>
             </w:pPr>
-            <w:hyperlink w:history="1" r:id="rIdtxn7qtmlqzulxaq1_n27a">
+            <w:hyperlink w:history="1" r:id="rIdwbasdjar9uhviovf6cnnw">
               <w:r>
                 <w:rPr>
                   <w:rFonts w:ascii="Arial" w:cs="Arial" w:eastAsia="Arial" w:hAnsi="Arial"/>
@@ -24599,7 +24599,7 @@
             <w:pPr>
               <w:spacing w:after="20" w:before="0"/>
             </w:pPr>
-            <w:hyperlink w:history="1" r:id="rIdwojfw0insbz2ygt_2vnas">
+            <w:hyperlink w:history="1" r:id="rIdacekyxlr_yqzttp9af-mh">
               <w:r>
                 <w:rPr>
                   <w:rFonts w:ascii="Arial" w:cs="Arial" w:eastAsia="Arial" w:hAnsi="Arial"/>
@@ -24632,7 +24632,7 @@
               <w:spacing w:after="10" w:before="0"/>
               <w:ind w:left="120"/>
             </w:pPr>
-            <w:hyperlink w:history="1" r:id="rIdfxrimt95edqzbcrczo4xj">
+            <w:hyperlink w:history="1" r:id="rIduapzns2nxbolecjjt9ugg">
               <w:r>
                 <w:rPr>
                   <w:rFonts w:ascii="Arial" w:cs="Arial" w:eastAsia="Arial" w:hAnsi="Arial"/>
@@ -24677,7 +24677,7 @@
             <w:pPr>
               <w:spacing w:after="20" w:before="0"/>
             </w:pPr>
-            <w:hyperlink w:history="1" r:id="rIdnkq5qwskrzxid490beirp">
+            <w:hyperlink w:history="1" r:id="rIdjzbteqvqd5jkgbqarfiur">
               <w:r>
                 <w:rPr>
                   <w:rFonts w:ascii="Arial" w:cs="Arial" w:eastAsia="Arial" w:hAnsi="Arial"/>
@@ -24710,7 +24710,7 @@
               <w:spacing w:after="10" w:before="0"/>
               <w:ind w:left="120"/>
             </w:pPr>
-            <w:hyperlink w:history="1" r:id="rIdkpdlnzsth1qr7cb_6ky5b">
+            <w:hyperlink w:history="1" r:id="rIdqqhrffyuod6tqs_wtlpwf">
               <w:r>
                 <w:rPr>
                   <w:rFonts w:ascii="Arial" w:cs="Arial" w:eastAsia="Arial" w:hAnsi="Arial"/>
@@ -24910,7 +24910,7 @@
             <w:pPr>
               <w:spacing w:after="20" w:before="0"/>
             </w:pPr>
-            <w:hyperlink w:history="1" r:id="rIderhzsotlwj-uslknabeha">
+            <w:hyperlink w:history="1" r:id="rIda1nnlfw9goqdi1-b_honl">
               <w:r>
                 <w:rPr>
                   <w:rFonts w:ascii="Arial" w:cs="Arial" w:eastAsia="Arial" w:hAnsi="Arial"/>
@@ -24943,7 +24943,7 @@
               <w:spacing w:after="10" w:before="0"/>
               <w:ind w:left="120"/>
             </w:pPr>
-            <w:hyperlink w:history="1" r:id="rId3adb0bidih5hugf1s30vd">
+            <w:hyperlink w:history="1" r:id="rIdqe7i68mqmlghehdqmzmtf">
               <w:r>
                 <w:rPr>
                   <w:rFonts w:ascii="Arial" w:cs="Arial" w:eastAsia="Arial" w:hAnsi="Arial"/>
@@ -24988,7 +24988,7 @@
             <w:pPr>
               <w:spacing w:after="20" w:before="0"/>
             </w:pPr>
-            <w:hyperlink w:history="1" r:id="rIdkqwzev0am8lldykgq6b00">
+            <w:hyperlink w:history="1" r:id="rIdadgyzfcl-391-llfgpfrn">
               <w:r>
                 <w:rPr>
                   <w:rFonts w:ascii="Arial" w:cs="Arial" w:eastAsia="Arial" w:hAnsi="Arial"/>
@@ -25021,7 +25021,7 @@
               <w:spacing w:after="10" w:before="0"/>
               <w:ind w:left="120"/>
             </w:pPr>
-            <w:hyperlink w:history="1" r:id="rIdvda1h36f2heurwbp5u7wa">
+            <w:hyperlink w:history="1" r:id="rIdk5rfqd4b62aqtsqdnzq0e">
               <w:r>
                 <w:rPr>
                   <w:rFonts w:ascii="Arial" w:cs="Arial" w:eastAsia="Arial" w:hAnsi="Arial"/>
@@ -25221,7 +25221,7 @@
             <w:pPr>
               <w:spacing w:after="20" w:before="0"/>
             </w:pPr>
-            <w:hyperlink w:history="1" r:id="rIdxnxvmvtqvb6vkqy-qatyk">
+            <w:hyperlink w:history="1" r:id="rIdbydtuz4jxbqaoszv5mtp4">
               <w:r>
                 <w:rPr>
                   <w:rFonts w:ascii="Arial" w:cs="Arial" w:eastAsia="Arial" w:hAnsi="Arial"/>
@@ -25254,7 +25254,7 @@
               <w:spacing w:after="10" w:before="0"/>
               <w:ind w:left="120"/>
             </w:pPr>
-            <w:hyperlink w:history="1" r:id="rIdxvlun-mzgzaq_fjhtrnue">
+            <w:hyperlink w:history="1" r:id="rIdlwgqrgrckuqordm9lyxep">
               <w:r>
                 <w:rPr>
                   <w:rFonts w:ascii="Arial" w:cs="Arial" w:eastAsia="Arial" w:hAnsi="Arial"/>
@@ -25299,7 +25299,7 @@
             <w:pPr>
               <w:spacing w:after="20" w:before="0"/>
             </w:pPr>
-            <w:hyperlink w:history="1" r:id="rIdmh_v_am44ics6amda2h27">
+            <w:hyperlink w:history="1" r:id="rIdvm_vdzwomntalgpy3go8_">
               <w:r>
                 <w:rPr>
                   <w:rFonts w:ascii="Arial" w:cs="Arial" w:eastAsia="Arial" w:hAnsi="Arial"/>
@@ -25332,7 +25332,7 @@
               <w:spacing w:after="10" w:before="0"/>
               <w:ind w:left="120"/>
             </w:pPr>
-            <w:hyperlink w:history="1" r:id="rIduceflpegnxxjqsoaen5hk">
+            <w:hyperlink w:history="1" r:id="rIdddmcsyexpfbdb2gkuee_m">
               <w:r>
                 <w:rPr>
                   <w:rFonts w:ascii="Arial" w:cs="Arial" w:eastAsia="Arial" w:hAnsi="Arial"/>
@@ -25532,7 +25532,7 @@
             <w:pPr>
               <w:spacing w:after="20" w:before="0"/>
             </w:pPr>
-            <w:hyperlink w:history="1" r:id="rIdhnou3ypvkqxrulbgza1ju">
+            <w:hyperlink w:history="1" r:id="rIdruw09hhag8xxhabrk7ec_">
               <w:r>
                 <w:rPr>
                   <w:rFonts w:ascii="Arial" w:cs="Arial" w:eastAsia="Arial" w:hAnsi="Arial"/>
@@ -25565,7 +25565,7 @@
               <w:spacing w:after="10" w:before="0"/>
               <w:ind w:left="120"/>
             </w:pPr>
-            <w:hyperlink w:history="1" r:id="rIdea1juk0wt7oie_um8b909">
+            <w:hyperlink w:history="1" r:id="rId6vewogglcxphmdvkdrqiw">
               <w:r>
                 <w:rPr>
                   <w:rFonts w:ascii="Arial" w:cs="Arial" w:eastAsia="Arial" w:hAnsi="Arial"/>
@@ -25610,7 +25610,7 @@
             <w:pPr>
               <w:spacing w:after="20" w:before="0"/>
             </w:pPr>
-            <w:hyperlink w:history="1" r:id="rId5ohetrlf4k-24gehkl-ew">
+            <w:hyperlink w:history="1" r:id="rIdlejc8n_b5zv-dz1dbpx5s">
               <w:r>
                 <w:rPr>
                   <w:rFonts w:ascii="Arial" w:cs="Arial" w:eastAsia="Arial" w:hAnsi="Arial"/>
@@ -25643,7 +25643,7 @@
               <w:spacing w:after="10" w:before="0"/>
               <w:ind w:left="120"/>
             </w:pPr>
-            <w:hyperlink w:history="1" r:id="rIduf4kqv9kl_k7jn1zr2_y6">
+            <w:hyperlink w:history="1" r:id="rId47e2zeciha92fl7h6ngao">
               <w:r>
                 <w:rPr>
                   <w:rFonts w:ascii="Arial" w:cs="Arial" w:eastAsia="Arial" w:hAnsi="Arial"/>
@@ -26168,7 +26168,7 @@
         </w:rPr>
         <w:t xml:space="preserve">© 2026 SeaVuria and ARES. Aligned with KICD objectives. Developed by SeaVuria; technical implementation by ARES (with AI assistance from Claude). Licensed under </w:t>
       </w:r>
-      <w:hyperlink w:history="1" r:id="rIdyipctbpldegx9ru9ljfbg">
+      <w:hyperlink w:history="1" r:id="rIddi6t6fc_2krq2qfqy0mzr">
         <w:r>
           <w:rPr>
             <w:rFonts w:ascii="Arial" w:cs="Arial" w:eastAsia="Arial" w:hAnsi="Arial"/>
@@ -26189,7 +26189,7 @@
         </w:rPr>
         <w:t xml:space="preserve"> (</w:t>
       </w:r>
-      <w:hyperlink w:history="1" r:id="rIdrfhocofjodplwer0y0kcd">
+      <w:hyperlink w:history="1" r:id="rId4jdnus6rmwx-dx0guitnp">
         <w:r>
           <w:rPr>
             <w:rFonts w:ascii="Arial" w:cs="Arial" w:eastAsia="Arial" w:hAnsi="Arial"/>
@@ -27229,7 +27229,7 @@
             <w:pPr>
               <w:spacing w:after="20" w:before="0"/>
             </w:pPr>
-            <w:hyperlink w:history="1" r:id="rIdwx67o9vlazrmka8saj9ll">
+            <w:hyperlink w:history="1" r:id="rIdbeuqetkloeuzz321tyavl">
               <w:r>
                 <w:rPr>
                   <w:rFonts w:ascii="Arial" w:cs="Arial" w:eastAsia="Arial" w:hAnsi="Arial"/>
@@ -27262,7 +27262,7 @@
               <w:spacing w:after="10" w:before="0"/>
               <w:ind w:left="120"/>
             </w:pPr>
-            <w:hyperlink w:history="1" r:id="rId3jibr1ekqor4r4tuvwll0">
+            <w:hyperlink w:history="1" r:id="rIdsuukm0dwdo65q3ftagkp5">
               <w:r>
                 <w:rPr>
                   <w:rFonts w:ascii="Arial" w:cs="Arial" w:eastAsia="Arial" w:hAnsi="Arial"/>
@@ -27307,7 +27307,7 @@
             <w:pPr>
               <w:spacing w:after="20" w:before="0"/>
             </w:pPr>
-            <w:hyperlink w:history="1" r:id="rIdsuk9-azsllmyv-ciotnxw">
+            <w:hyperlink w:history="1" r:id="rId1kdz4s9lgwe5zaexgmqqj">
               <w:r>
                 <w:rPr>
                   <w:rFonts w:ascii="Arial" w:cs="Arial" w:eastAsia="Arial" w:hAnsi="Arial"/>
@@ -27340,7 +27340,7 @@
               <w:spacing w:after="10" w:before="0"/>
               <w:ind w:left="120"/>
             </w:pPr>
-            <w:hyperlink w:history="1" r:id="rId2tlmeqpj6ib7i3rczc0zs">
+            <w:hyperlink w:history="1" r:id="rIdz_z5js-q4a6bvm0mko9re">
               <w:r>
                 <w:rPr>
                   <w:rFonts w:ascii="Arial" w:cs="Arial" w:eastAsia="Arial" w:hAnsi="Arial"/>
@@ -27540,7 +27540,7 @@
             <w:pPr>
               <w:spacing w:after="20" w:before="0"/>
             </w:pPr>
-            <w:hyperlink w:history="1" r:id="rIdlapatapz6ykb_ztrgiwsf">
+            <w:hyperlink w:history="1" r:id="rId-jrz-gzbpdslma4pfvuye">
               <w:r>
                 <w:rPr>
                   <w:rFonts w:ascii="Arial" w:cs="Arial" w:eastAsia="Arial" w:hAnsi="Arial"/>
@@ -27573,7 +27573,7 @@
               <w:spacing w:after="10" w:before="0"/>
               <w:ind w:left="120"/>
             </w:pPr>
-            <w:hyperlink w:history="1" r:id="rIdpprahro9elnpwy0japhgi">
+            <w:hyperlink w:history="1" r:id="rIdd93iydxsmnqd7brq0ceji">
               <w:r>
                 <w:rPr>
                   <w:rFonts w:ascii="Arial" w:cs="Arial" w:eastAsia="Arial" w:hAnsi="Arial"/>
@@ -27618,7 +27618,7 @@
             <w:pPr>
               <w:spacing w:after="20" w:before="0"/>
             </w:pPr>
-            <w:hyperlink w:history="1" r:id="rIdanr_cvihpxvv1azw4taoq">
+            <w:hyperlink w:history="1" r:id="rIdrdl2gkwwmncaqnmd2s8vc">
               <w:r>
                 <w:rPr>
                   <w:rFonts w:ascii="Arial" w:cs="Arial" w:eastAsia="Arial" w:hAnsi="Arial"/>
@@ -27651,7 +27651,7 @@
               <w:spacing w:after="10" w:before="0"/>
               <w:ind w:left="120"/>
             </w:pPr>
-            <w:hyperlink w:history="1" r:id="rIdjsjpq70bx1vdkzanrwqjs">
+            <w:hyperlink w:history="1" r:id="rIdwqbnefo3deepjqiib1ujj">
               <w:r>
                 <w:rPr>
                   <w:rFonts w:ascii="Arial" w:cs="Arial" w:eastAsia="Arial" w:hAnsi="Arial"/>
@@ -27851,7 +27851,7 @@
             <w:pPr>
               <w:spacing w:after="20" w:before="0"/>
             </w:pPr>
-            <w:hyperlink w:history="1" r:id="rIddftwzifzcy4i1jtj1vohi">
+            <w:hyperlink w:history="1" r:id="rIdegi5-70i87w3o2ed-jue3">
               <w:r>
                 <w:rPr>
                   <w:rFonts w:ascii="Arial" w:cs="Arial" w:eastAsia="Arial" w:hAnsi="Arial"/>
@@ -27900,7 +27900,7 @@
               <w:spacing w:after="10" w:before="0"/>
               <w:ind w:left="120"/>
             </w:pPr>
-            <w:hyperlink w:history="1" r:id="rIdvlhx4eq7bctq8katafh54">
+            <w:hyperlink w:history="1" r:id="rIdtz8jovh_9ztsh-2bql8v3">
               <w:r>
                 <w:rPr>
                   <w:rFonts w:ascii="Arial" w:cs="Arial" w:eastAsia="Arial" w:hAnsi="Arial"/>
@@ -27945,7 +27945,7 @@
             <w:pPr>
               <w:spacing w:after="20" w:before="0"/>
             </w:pPr>
-            <w:hyperlink w:history="1" r:id="rIdhggqj6rb7bwwg3zh_eu6e">
+            <w:hyperlink w:history="1" r:id="rIdbcs5ecdonsk4erbnixzib">
               <w:r>
                 <w:rPr>
                   <w:rFonts w:ascii="Arial" w:cs="Arial" w:eastAsia="Arial" w:hAnsi="Arial"/>
@@ -27978,7 +27978,7 @@
               <w:spacing w:after="10" w:before="0"/>
               <w:ind w:left="120"/>
             </w:pPr>
-            <w:hyperlink w:history="1" r:id="rId7vyyr8ysze7ya8dxnyy5c">
+            <w:hyperlink w:history="1" r:id="rId8o2pwl-xcbbdbh51o4vij">
               <w:r>
                 <w:rPr>
                   <w:rFonts w:ascii="Arial" w:cs="Arial" w:eastAsia="Arial" w:hAnsi="Arial"/>
@@ -28178,7 +28178,7 @@
             <w:pPr>
               <w:spacing w:after="20" w:before="0"/>
             </w:pPr>
-            <w:hyperlink w:history="1" r:id="rIdig7qdyekty8sr9d3c-lmw">
+            <w:hyperlink w:history="1" r:id="rIdlsd5ivnimlvuys3axdxcg">
               <w:r>
                 <w:rPr>
                   <w:rFonts w:ascii="Arial" w:cs="Arial" w:eastAsia="Arial" w:hAnsi="Arial"/>
@@ -28227,7 +28227,7 @@
               <w:spacing w:after="10" w:before="0"/>
               <w:ind w:left="120"/>
             </w:pPr>
-            <w:hyperlink w:history="1" r:id="rIdn6dkhr_bkch1rwm95scgc">
+            <w:hyperlink w:history="1" r:id="rIdh-cie8rhmnxcyjlfvjn5i">
               <w:r>
                 <w:rPr>
                   <w:rFonts w:ascii="Arial" w:cs="Arial" w:eastAsia="Arial" w:hAnsi="Arial"/>
@@ -28272,7 +28272,7 @@
             <w:pPr>
               <w:spacing w:after="20" w:before="0"/>
             </w:pPr>
-            <w:hyperlink w:history="1" r:id="rIdjdpraxlxgvn-jhtw3ymh5">
+            <w:hyperlink w:history="1" r:id="rIdbdp4twqv9k1ftl_eio0kz">
               <w:r>
                 <w:rPr>
                   <w:rFonts w:ascii="Arial" w:cs="Arial" w:eastAsia="Arial" w:hAnsi="Arial"/>
@@ -28305,7 +28305,7 @@
               <w:spacing w:after="10" w:before="0"/>
               <w:ind w:left="120"/>
             </w:pPr>
-            <w:hyperlink w:history="1" r:id="rIdjpvf7j_k6exx9o4wjumf6">
+            <w:hyperlink w:history="1" r:id="rIdotethbvt4u8myrzfmryjv">
               <w:r>
                 <w:rPr>
                   <w:rFonts w:ascii="Arial" w:cs="Arial" w:eastAsia="Arial" w:hAnsi="Arial"/>
@@ -28505,7 +28505,7 @@
             <w:pPr>
               <w:spacing w:after="20" w:before="0"/>
             </w:pPr>
-            <w:hyperlink w:history="1" r:id="rIdumbgb8mjq7uxdovqqdnyz">
+            <w:hyperlink w:history="1" r:id="rIdpp0bzx8kqpufs_qj0yz0c">
               <w:r>
                 <w:rPr>
                   <w:rFonts w:ascii="Arial" w:cs="Arial" w:eastAsia="Arial" w:hAnsi="Arial"/>
@@ -28554,7 +28554,7 @@
               <w:spacing w:after="10" w:before="0"/>
               <w:ind w:left="120"/>
             </w:pPr>
-            <w:hyperlink w:history="1" r:id="rIdv92miwf8wsdjtecvdvfko">
+            <w:hyperlink w:history="1" r:id="rIdjbedhaogd-47w-ozyuvdy">
               <w:r>
                 <w:rPr>
                   <w:rFonts w:ascii="Arial" w:cs="Arial" w:eastAsia="Arial" w:hAnsi="Arial"/>
@@ -28599,7 +28599,7 @@
             <w:pPr>
               <w:spacing w:after="20" w:before="0"/>
             </w:pPr>
-            <w:hyperlink w:history="1" r:id="rIddlvp__ctj2mzzvuais4tt">
+            <w:hyperlink w:history="1" r:id="rId-k95biempvmjsougufh79">
               <w:r>
                 <w:rPr>
                   <w:rFonts w:ascii="Arial" w:cs="Arial" w:eastAsia="Arial" w:hAnsi="Arial"/>
@@ -28648,7 +28648,7 @@
               <w:spacing w:after="10" w:before="0"/>
               <w:ind w:left="120"/>
             </w:pPr>
-            <w:hyperlink w:history="1" r:id="rIdphoquz60nn3x2cm83pziq">
+            <w:hyperlink w:history="1" r:id="rIdjpwiuvu9q3zvw59mttz-e">
               <w:r>
                 <w:rPr>
                   <w:rFonts w:ascii="Arial" w:cs="Arial" w:eastAsia="Arial" w:hAnsi="Arial"/>
@@ -29173,7 +29173,7 @@
         </w:rPr>
         <w:t xml:space="preserve">© 2026 SeaVuria and ARES. Aligned with KICD objectives. Developed by SeaVuria; technical implementation by ARES (with AI assistance from Claude). Licensed under </w:t>
       </w:r>
-      <w:hyperlink w:history="1" r:id="rId40unclzrurj_-txwdm6y2">
+      <w:hyperlink w:history="1" r:id="rIdub8mg__4wjeqf63ffajmh">
         <w:r>
           <w:rPr>
             <w:rFonts w:ascii="Arial" w:cs="Arial" w:eastAsia="Arial" w:hAnsi="Arial"/>
@@ -29194,7 +29194,7 @@
         </w:rPr>
         <w:t xml:space="preserve"> (</w:t>
       </w:r>
-      <w:hyperlink w:history="1" r:id="rIdfbbtbvuxiyhfjmxobrwn-">
+      <w:hyperlink w:history="1" r:id="rIdfe1nlsztsfvlpkp8mlahm">
         <w:r>
           <w:rPr>
             <w:rFonts w:ascii="Arial" w:cs="Arial" w:eastAsia="Arial" w:hAnsi="Arial"/>
@@ -30234,7 +30234,7 @@
             <w:pPr>
               <w:spacing w:after="20" w:before="0"/>
             </w:pPr>
-            <w:hyperlink w:history="1" r:id="rIdbpnipnhh1grwmxyjsfalo">
+            <w:hyperlink w:history="1" r:id="rIdqerlkqshxyanqjbsn6w9r">
               <w:r>
                 <w:rPr>
                   <w:rFonts w:ascii="Arial" w:cs="Arial" w:eastAsia="Arial" w:hAnsi="Arial"/>
@@ -30267,7 +30267,7 @@
               <w:spacing w:after="10" w:before="0"/>
               <w:ind w:left="120"/>
             </w:pPr>
-            <w:hyperlink w:history="1" r:id="rIdugtkfq77do30o3gojilki">
+            <w:hyperlink w:history="1" r:id="rIdt-dvnqbtlm2zctyh0f8an">
               <w:r>
                 <w:rPr>
                   <w:rFonts w:ascii="Arial" w:cs="Arial" w:eastAsia="Arial" w:hAnsi="Arial"/>
@@ -30312,7 +30312,7 @@
             <w:pPr>
               <w:spacing w:after="20" w:before="0"/>
             </w:pPr>
-            <w:hyperlink w:history="1" r:id="rIdcid3uzkoef3yfxoszkwfw">
+            <w:hyperlink w:history="1" r:id="rIdpe7y4wowev228lcyp_udi">
               <w:r>
                 <w:rPr>
                   <w:rFonts w:ascii="Arial" w:cs="Arial" w:eastAsia="Arial" w:hAnsi="Arial"/>
@@ -30345,7 +30345,7 @@
               <w:spacing w:after="10" w:before="0"/>
               <w:ind w:left="120"/>
             </w:pPr>
-            <w:hyperlink w:history="1" r:id="rIdcw4lawvaj-v2lafw2xkua">
+            <w:hyperlink w:history="1" r:id="rIdaxxzzsgsdjblnw27bkmae">
               <w:r>
                 <w:rPr>
                   <w:rFonts w:ascii="Arial" w:cs="Arial" w:eastAsia="Arial" w:hAnsi="Arial"/>
@@ -30545,7 +30545,7 @@
             <w:pPr>
               <w:spacing w:after="20" w:before="0"/>
             </w:pPr>
-            <w:hyperlink w:history="1" r:id="rIdvckum2crwgsib28drzb57">
+            <w:hyperlink w:history="1" r:id="rIdgjvpczql1thylylnckup7">
               <w:r>
                 <w:rPr>
                   <w:rFonts w:ascii="Arial" w:cs="Arial" w:eastAsia="Arial" w:hAnsi="Arial"/>
@@ -30578,7 +30578,7 @@
               <w:spacing w:after="10" w:before="0"/>
               <w:ind w:left="120"/>
             </w:pPr>
-            <w:hyperlink w:history="1" r:id="rIdanl-xqdzupqxe9ipko6ao">
+            <w:hyperlink w:history="1" r:id="rIdolsmrvpbeviazw21u4s5j">
               <w:r>
                 <w:rPr>
                   <w:rFonts w:ascii="Arial" w:cs="Arial" w:eastAsia="Arial" w:hAnsi="Arial"/>
@@ -30623,7 +30623,7 @@
             <w:pPr>
               <w:spacing w:after="20" w:before="0"/>
             </w:pPr>
-            <w:hyperlink w:history="1" r:id="rIduc5r5fr1z7cwqyv5s8pne">
+            <w:hyperlink w:history="1" r:id="rIda5u0ncdyhopr42vu28m4h">
               <w:r>
                 <w:rPr>
                   <w:rFonts w:ascii="Arial" w:cs="Arial" w:eastAsia="Arial" w:hAnsi="Arial"/>
@@ -30656,7 +30656,7 @@
               <w:spacing w:after="10" w:before="0"/>
               <w:ind w:left="120"/>
             </w:pPr>
-            <w:hyperlink w:history="1" r:id="rId9ohyp_wlmp6ml2q-r7_yi">
+            <w:hyperlink w:history="1" r:id="rIdknn3o9-nxnnl8wkzsmhcp">
               <w:r>
                 <w:rPr>
                   <w:rFonts w:ascii="Arial" w:cs="Arial" w:eastAsia="Arial" w:hAnsi="Arial"/>
@@ -30856,7 +30856,7 @@
             <w:pPr>
               <w:spacing w:after="20" w:before="0"/>
             </w:pPr>
-            <w:hyperlink w:history="1" r:id="rIds-qxipnai0ctqdffm4wss">
+            <w:hyperlink w:history="1" r:id="rIdqkp0en4bkygljal1joko3">
               <w:r>
                 <w:rPr>
                   <w:rFonts w:ascii="Arial" w:cs="Arial" w:eastAsia="Arial" w:hAnsi="Arial"/>
@@ -30889,7 +30889,7 @@
               <w:spacing w:after="10" w:before="0"/>
               <w:ind w:left="120"/>
             </w:pPr>
-            <w:hyperlink w:history="1" r:id="rIdyuexcdvvhwn65wawuparh">
+            <w:hyperlink w:history="1" r:id="rIden4yqmajroaseynze7d8e">
               <w:r>
                 <w:rPr>
                   <w:rFonts w:ascii="Arial" w:cs="Arial" w:eastAsia="Arial" w:hAnsi="Arial"/>
@@ -30934,7 +30934,7 @@
             <w:pPr>
               <w:spacing w:after="20" w:before="0"/>
             </w:pPr>
-            <w:hyperlink w:history="1" r:id="rIdpgk7vl4nm9kzv19d626bn">
+            <w:hyperlink w:history="1" r:id="rIdcqbiy7ij7o5hr2t_o6trb">
               <w:r>
                 <w:rPr>
                   <w:rFonts w:ascii="Arial" w:cs="Arial" w:eastAsia="Arial" w:hAnsi="Arial"/>
@@ -30983,7 +30983,7 @@
               <w:spacing w:after="10" w:before="0"/>
               <w:ind w:left="120"/>
             </w:pPr>
-            <w:hyperlink w:history="1" r:id="rIdwlwq4f7lms0j7fz0asv1d">
+            <w:hyperlink w:history="1" r:id="rIdag1o9vnnnfoe2avdfym5d">
               <w:r>
                 <w:rPr>
                   <w:rFonts w:ascii="Arial" w:cs="Arial" w:eastAsia="Arial" w:hAnsi="Arial"/>
@@ -31183,7 +31183,7 @@
             <w:pPr>
               <w:spacing w:after="20" w:before="0"/>
             </w:pPr>
-            <w:hyperlink w:history="1" r:id="rIdez93yimu2sg4h03c9fn2o">
+            <w:hyperlink w:history="1" r:id="rIdfucbocgfo_nlsndowmuwu">
               <w:r>
                 <w:rPr>
                   <w:rFonts w:ascii="Arial" w:cs="Arial" w:eastAsia="Arial" w:hAnsi="Arial"/>
@@ -31216,7 +31216,7 @@
               <w:spacing w:after="10" w:before="0"/>
               <w:ind w:left="120"/>
             </w:pPr>
-            <w:hyperlink w:history="1" r:id="rIdwwu8o1thnx0jpkc6ti9i9">
+            <w:hyperlink w:history="1" r:id="rIdmyxchkzxz7loivlk4finm">
               <w:r>
                 <w:rPr>
                   <w:rFonts w:ascii="Arial" w:cs="Arial" w:eastAsia="Arial" w:hAnsi="Arial"/>
@@ -31261,7 +31261,7 @@
             <w:pPr>
               <w:spacing w:after="20" w:before="0"/>
             </w:pPr>
-            <w:hyperlink w:history="1" r:id="rIdospt9psmgijwdvvsllpz9">
+            <w:hyperlink w:history="1" r:id="rIdm14hqayaeztmueq3_i4sw">
               <w:r>
                 <w:rPr>
                   <w:rFonts w:ascii="Arial" w:cs="Arial" w:eastAsia="Arial" w:hAnsi="Arial"/>
@@ -31310,7 +31310,7 @@
               <w:spacing w:after="10" w:before="0"/>
               <w:ind w:left="120"/>
             </w:pPr>
-            <w:hyperlink w:history="1" r:id="rIdjpdmdrlhmbkvytz5ljxhc">
+            <w:hyperlink w:history="1" r:id="rIdj9g05p5tz7dqav3z3s9in">
               <w:r>
                 <w:rPr>
                   <w:rFonts w:ascii="Arial" w:cs="Arial" w:eastAsia="Arial" w:hAnsi="Arial"/>
@@ -31510,7 +31510,7 @@
             <w:pPr>
               <w:spacing w:after="20" w:before="0"/>
             </w:pPr>
-            <w:hyperlink w:history="1" r:id="rIdvfuu0crcyiyttap2mbzp6">
+            <w:hyperlink w:history="1" r:id="rId59qdtyepzhw0gum5shq0y">
               <w:r>
                 <w:rPr>
                   <w:rFonts w:ascii="Arial" w:cs="Arial" w:eastAsia="Arial" w:hAnsi="Arial"/>
@@ -31559,7 +31559,7 @@
               <w:spacing w:after="10" w:before="0"/>
               <w:ind w:left="120"/>
             </w:pPr>
-            <w:hyperlink w:history="1" r:id="rIdcl5wmsdd9mijcpyc011bp">
+            <w:hyperlink w:history="1" r:id="rIdzhw_binv6t777w8cfq1hj">
               <w:r>
                 <w:rPr>
                   <w:rFonts w:ascii="Arial" w:cs="Arial" w:eastAsia="Arial" w:hAnsi="Arial"/>
@@ -31604,7 +31604,7 @@
             <w:pPr>
               <w:spacing w:after="20" w:before="0"/>
             </w:pPr>
-            <w:hyperlink w:history="1" r:id="rIdpoadgjbeoony6yqzyw9p4">
+            <w:hyperlink w:history="1" r:id="rId4lf6xfal3xw00izq4cz7n">
               <w:r>
                 <w:rPr>
                   <w:rFonts w:ascii="Arial" w:cs="Arial" w:eastAsia="Arial" w:hAnsi="Arial"/>
@@ -31653,7 +31653,7 @@
               <w:spacing w:after="10" w:before="0"/>
               <w:ind w:left="120"/>
             </w:pPr>
-            <w:hyperlink w:history="1" r:id="rId-9p7yv5sx0ezjxht2q74t">
+            <w:hyperlink w:history="1" r:id="rIdi7x2xnozvn6glnsdtp3pw">
               <w:r>
                 <w:rPr>
                   <w:rFonts w:ascii="Arial" w:cs="Arial" w:eastAsia="Arial" w:hAnsi="Arial"/>
@@ -32178,7 +32178,7 @@
         </w:rPr>
         <w:t xml:space="preserve">© 2026 SeaVuria and ARES. Aligned with KICD objectives. Developed by SeaVuria; technical implementation by ARES (with AI assistance from Claude). Licensed under </w:t>
       </w:r>
-      <w:hyperlink w:history="1" r:id="rIddxxgu-owpnt3v188jm3sf">
+      <w:hyperlink w:history="1" r:id="rIdsmszkvfe_j_tuwu8fzj2d">
         <w:r>
           <w:rPr>
             <w:rFonts w:ascii="Arial" w:cs="Arial" w:eastAsia="Arial" w:hAnsi="Arial"/>
@@ -32199,7 +32199,7 @@
         </w:rPr>
         <w:t xml:space="preserve"> (</w:t>
       </w:r>
-      <w:hyperlink w:history="1" r:id="rIdorqjt64rwtuq2j26nd_cr">
+      <w:hyperlink w:history="1" r:id="rIdtr99dmwokm26j8qubyggd">
         <w:r>
           <w:rPr>
             <w:rFonts w:ascii="Arial" w:cs="Arial" w:eastAsia="Arial" w:hAnsi="Arial"/>
@@ -33256,7 +33256,7 @@
               <w:spacing w:after="10" w:before="0"/>
               <w:ind w:left="120"/>
             </w:pPr>
-            <w:hyperlink w:history="1" r:id="rIdwrf7tlli-tq8o7mbi2sdd">
+            <w:hyperlink w:history="1" r:id="rIdkghsel1b205dxrqdfzzp3">
               <w:r>
                 <w:rPr>
                   <w:rFonts w:ascii="Arial" w:cs="Arial" w:eastAsia="Arial" w:hAnsi="Arial"/>
@@ -33316,7 +33316,7 @@
             <w:pPr>
               <w:spacing w:after="20" w:before="0"/>
             </w:pPr>
-            <w:hyperlink w:history="1" r:id="rIdtg7_skxdevjmuds9wxegi">
+            <w:hyperlink w:history="1" r:id="rIditedfqggsyxlod1xiv-kc">
               <w:r>
                 <w:rPr>
                   <w:rFonts w:ascii="Arial" w:cs="Arial" w:eastAsia="Arial" w:hAnsi="Arial"/>
@@ -33365,7 +33365,7 @@
               <w:spacing w:after="10" w:before="0"/>
               <w:ind w:left="120"/>
             </w:pPr>
-            <w:hyperlink w:history="1" r:id="rIdidk2qdsk1uz60i85nh3kv">
+            <w:hyperlink w:history="1" r:id="rIdjy-0w9jify2lp4njbvbys">
               <w:r>
                 <w:rPr>
                   <w:rFonts w:ascii="Arial" w:cs="Arial" w:eastAsia="Arial" w:hAnsi="Arial"/>
@@ -33582,7 +33582,7 @@
               <w:spacing w:after="10" w:before="0"/>
               <w:ind w:left="120"/>
             </w:pPr>
-            <w:hyperlink w:history="1" r:id="rIdduuncqg3xswbqrzuow0-d">
+            <w:hyperlink w:history="1" r:id="rIdp7-8nazzfmc6rfhbhf7ii">
               <w:r>
                 <w:rPr>
                   <w:rFonts w:ascii="Arial" w:cs="Arial" w:eastAsia="Arial" w:hAnsi="Arial"/>
@@ -33642,7 +33642,7 @@
             <w:pPr>
               <w:spacing w:after="20" w:before="0"/>
             </w:pPr>
-            <w:hyperlink w:history="1" r:id="rIdzfob50e3vk9l03ouyhfs8">
+            <w:hyperlink w:history="1" r:id="rIdy3ej-nkymwg8nqrtbm4xm">
               <w:r>
                 <w:rPr>
                   <w:rFonts w:ascii="Arial" w:cs="Arial" w:eastAsia="Arial" w:hAnsi="Arial"/>
@@ -33691,7 +33691,7 @@
               <w:spacing w:after="10" w:before="0"/>
               <w:ind w:left="120"/>
             </w:pPr>
-            <w:hyperlink w:history="1" r:id="rIdgrflb-dsj2sgmjuau8-ia">
+            <w:hyperlink w:history="1" r:id="rIds1n0yhn8y53we0e_8virv">
               <w:r>
                 <w:rPr>
                   <w:rFonts w:ascii="Arial" w:cs="Arial" w:eastAsia="Arial" w:hAnsi="Arial"/>
@@ -33908,7 +33908,7 @@
               <w:spacing w:after="10" w:before="0"/>
               <w:ind w:left="120"/>
             </w:pPr>
-            <w:hyperlink w:history="1" r:id="rIdpssktushpipoqpa7gttzb">
+            <w:hyperlink w:history="1" r:id="rIdud2vfgzmcc-rn9ckskzfx">
               <w:r>
                 <w:rPr>
                   <w:rFonts w:ascii="Arial" w:cs="Arial" w:eastAsia="Arial" w:hAnsi="Arial"/>
@@ -33968,7 +33968,7 @@
             <w:pPr>
               <w:spacing w:after="20" w:before="0"/>
             </w:pPr>
-            <w:hyperlink w:history="1" r:id="rIddv_6opzeryx-4romfulcd">
+            <w:hyperlink w:history="1" r:id="rIdfwvhifd4_5zkfqu74jiay">
               <w:r>
                 <w:rPr>
                   <w:rFonts w:ascii="Arial" w:cs="Arial" w:eastAsia="Arial" w:hAnsi="Arial"/>
@@ -34017,7 +34017,7 @@
               <w:spacing w:after="10" w:before="0"/>
               <w:ind w:left="120"/>
             </w:pPr>
-            <w:hyperlink w:history="1" r:id="rIdmslfpt_y1s-ky2snhx7ze">
+            <w:hyperlink w:history="1" r:id="rIdrvz5fiw7lal-hsagowg3p">
               <w:r>
                 <w:rPr>
                   <w:rFonts w:ascii="Arial" w:cs="Arial" w:eastAsia="Arial" w:hAnsi="Arial"/>
@@ -34234,7 +34234,7 @@
               <w:spacing w:after="10" w:before="0"/>
               <w:ind w:left="120"/>
             </w:pPr>
-            <w:hyperlink w:history="1" r:id="rIdimh4dyadlfv1_q1g5cltj">
+            <w:hyperlink w:history="1" r:id="rIdiavcgjj_wuin4nuiqpbt4">
               <w:r>
                 <w:rPr>
                   <w:rFonts w:ascii="Arial" w:cs="Arial" w:eastAsia="Arial" w:hAnsi="Arial"/>
@@ -34294,7 +34294,7 @@
             <w:pPr>
               <w:spacing w:after="20" w:before="0"/>
             </w:pPr>
-            <w:hyperlink w:history="1" r:id="rIdsalnvtdwfjpmlvrjzvg8r">
+            <w:hyperlink w:history="1" r:id="rIdxjjtm4c_zec0bhldkpdb1">
               <w:r>
                 <w:rPr>
                   <w:rFonts w:ascii="Arial" w:cs="Arial" w:eastAsia="Arial" w:hAnsi="Arial"/>
@@ -34343,7 +34343,7 @@
               <w:spacing w:after="10" w:before="0"/>
               <w:ind w:left="120"/>
             </w:pPr>
-            <w:hyperlink w:history="1" r:id="rIds2lefc7qoebn18osmms1g">
+            <w:hyperlink w:history="1" r:id="rId4qpq23apclxomnttaj9rc">
               <w:r>
                 <w:rPr>
                   <w:rFonts w:ascii="Arial" w:cs="Arial" w:eastAsia="Arial" w:hAnsi="Arial"/>
@@ -34560,7 +34560,7 @@
               <w:spacing w:after="10" w:before="0"/>
               <w:ind w:left="120"/>
             </w:pPr>
-            <w:hyperlink w:history="1" r:id="rIdc0xr6i2gcov2xm1_qltti">
+            <w:hyperlink w:history="1" r:id="rId-zsipp_owkjuulksp1bp9">
               <w:r>
                 <w:rPr>
                   <w:rFonts w:ascii="Arial" w:cs="Arial" w:eastAsia="Arial" w:hAnsi="Arial"/>
@@ -34620,7 +34620,7 @@
             <w:pPr>
               <w:spacing w:after="20" w:before="0"/>
             </w:pPr>
-            <w:hyperlink w:history="1" r:id="rIdttg-4_ddzrsf1l_subaxm">
+            <w:hyperlink w:history="1" r:id="rIdbesyhyllucquftfrrcd2o">
               <w:r>
                 <w:rPr>
                   <w:rFonts w:ascii="Arial" w:cs="Arial" w:eastAsia="Arial" w:hAnsi="Arial"/>
@@ -34669,7 +34669,7 @@
               <w:spacing w:after="10" w:before="0"/>
               <w:ind w:left="120"/>
             </w:pPr>
-            <w:hyperlink w:history="1" r:id="rIdjh0rpgqil1foqw_ywfo3e">
+            <w:hyperlink w:history="1" r:id="rIdzg1dyfjiknraxi63yhpw_">
               <w:r>
                 <w:rPr>
                   <w:rFonts w:ascii="Arial" w:cs="Arial" w:eastAsia="Arial" w:hAnsi="Arial"/>
@@ -35194,7 +35194,7 @@
         </w:rPr>
         <w:t xml:space="preserve">© 2026 SeaVuria and ARES. Aligned with KICD objectives. Developed by SeaVuria; technical implementation by ARES (with AI assistance from Claude). Licensed under </w:t>
       </w:r>
-      <w:hyperlink w:history="1" r:id="rIdg42cvchyzv-rd2wwlkbjh">
+      <w:hyperlink w:history="1" r:id="rIdx0nqcqpm-kkfwhpqfgfjq">
         <w:r>
           <w:rPr>
             <w:rFonts w:ascii="Arial" w:cs="Arial" w:eastAsia="Arial" w:hAnsi="Arial"/>
@@ -35215,7 +35215,7 @@
         </w:rPr>
         <w:t xml:space="preserve"> (</w:t>
       </w:r>
-      <w:hyperlink w:history="1" r:id="rIdylgopaebaho4q2lt41rrs">
+      <w:hyperlink w:history="1" r:id="rIdnvswgbv3arf6pykq-dk-y">
         <w:r>
           <w:rPr>
             <w:rFonts w:ascii="Arial" w:cs="Arial" w:eastAsia="Arial" w:hAnsi="Arial"/>
@@ -36255,7 +36255,7 @@
             <w:pPr>
               <w:spacing w:after="20" w:before="0"/>
             </w:pPr>
-            <w:hyperlink w:history="1" r:id="rIdsu4kjbh_mmsociv5f5rwj">
+            <w:hyperlink w:history="1" r:id="rId6pbwyd8zi0o1fgiurpy0u">
               <w:r>
                 <w:rPr>
                   <w:rFonts w:ascii="Arial" w:cs="Arial" w:eastAsia="Arial" w:hAnsi="Arial"/>
@@ -36304,7 +36304,7 @@
               <w:spacing w:after="10" w:before="0"/>
               <w:ind w:left="120"/>
             </w:pPr>
-            <w:hyperlink w:history="1" r:id="rIdzjlikrcvq9i07qosb_kxc">
+            <w:hyperlink w:history="1" r:id="rId2y27s9csx1k_xafaeaetc">
               <w:r>
                 <w:rPr>
                   <w:rFonts w:ascii="Arial" w:cs="Arial" w:eastAsia="Arial" w:hAnsi="Arial"/>
@@ -36349,7 +36349,7 @@
             <w:pPr>
               <w:spacing w:after="20" w:before="0"/>
             </w:pPr>
-            <w:hyperlink w:history="1" r:id="rIdksdejjqoueok1f6xzg3lx">
+            <w:hyperlink w:history="1" r:id="rIdvh2fqbybgmnh80gx_2tle">
               <w:r>
                 <w:rPr>
                   <w:rFonts w:ascii="Arial" w:cs="Arial" w:eastAsia="Arial" w:hAnsi="Arial"/>
@@ -36382,7 +36382,7 @@
               <w:spacing w:after="10" w:before="0"/>
               <w:ind w:left="120"/>
             </w:pPr>
-            <w:hyperlink w:history="1" r:id="rIdv8_jg6q-mvrlanwvqd03o">
+            <w:hyperlink w:history="1" r:id="rId1dhnih0xu8koyi-xpjuuw">
               <w:r>
                 <w:rPr>
                   <w:rFonts w:ascii="Arial" w:cs="Arial" w:eastAsia="Arial" w:hAnsi="Arial"/>
@@ -36582,7 +36582,7 @@
             <w:pPr>
               <w:spacing w:after="20" w:before="0"/>
             </w:pPr>
-            <w:hyperlink w:history="1" r:id="rIdvryvtsgkdjsvnx4nozp5u">
+            <w:hyperlink w:history="1" r:id="rIdg9d666x1xa9sixyc8lbka">
               <w:r>
                 <w:rPr>
                   <w:rFonts w:ascii="Arial" w:cs="Arial" w:eastAsia="Arial" w:hAnsi="Arial"/>
@@ -36631,7 +36631,7 @@
               <w:spacing w:after="10" w:before="0"/>
               <w:ind w:left="120"/>
             </w:pPr>
-            <w:hyperlink w:history="1" r:id="rIddph53tyz-qvo1rzja5xrl">
+            <w:hyperlink w:history="1" r:id="rId4xoyzye_2qzniz9kvvxxi">
               <w:r>
                 <w:rPr>
                   <w:rFonts w:ascii="Arial" w:cs="Arial" w:eastAsia="Arial" w:hAnsi="Arial"/>
@@ -36676,7 +36676,7 @@
             <w:pPr>
               <w:spacing w:after="20" w:before="0"/>
             </w:pPr>
-            <w:hyperlink w:history="1" r:id="rIdtnaznz1ddd_u5qcb5izdc">
+            <w:hyperlink w:history="1" r:id="rIdwak7bx5dgxlp0_qlgcmtg">
               <w:r>
                 <w:rPr>
                   <w:rFonts w:ascii="Arial" w:cs="Arial" w:eastAsia="Arial" w:hAnsi="Arial"/>
@@ -36709,7 +36709,7 @@
               <w:spacing w:after="10" w:before="0"/>
               <w:ind w:left="120"/>
             </w:pPr>
-            <w:hyperlink w:history="1" r:id="rId_ra1l-50x0_b-unflldtr">
+            <w:hyperlink w:history="1" r:id="rIdoca2drgl20ul0otommidi">
               <w:r>
                 <w:rPr>
                   <w:rFonts w:ascii="Arial" w:cs="Arial" w:eastAsia="Arial" w:hAnsi="Arial"/>
@@ -36909,7 +36909,7 @@
             <w:pPr>
               <w:spacing w:after="20" w:before="0"/>
             </w:pPr>
-            <w:hyperlink w:history="1" r:id="rIdout09ivjf3iu0ig4nhpnw">
+            <w:hyperlink w:history="1" r:id="rId_xw73ar48utjw9tjowb7l">
               <w:r>
                 <w:rPr>
                   <w:rFonts w:ascii="Arial" w:cs="Arial" w:eastAsia="Arial" w:hAnsi="Arial"/>
@@ -36958,7 +36958,7 @@
               <w:spacing w:after="10" w:before="0"/>
               <w:ind w:left="120"/>
             </w:pPr>
-            <w:hyperlink w:history="1" r:id="rIdscw4lt81ddf3ofv7oxljw">
+            <w:hyperlink w:history="1" r:id="rIdy83cs3cwfiyavh86f9euu">
               <w:r>
                 <w:rPr>
                   <w:rFonts w:ascii="Arial" w:cs="Arial" w:eastAsia="Arial" w:hAnsi="Arial"/>
@@ -37003,7 +37003,7 @@
             <w:pPr>
               <w:spacing w:after="20" w:before="0"/>
             </w:pPr>
-            <w:hyperlink w:history="1" r:id="rIdhsmc8ablljghpv1xdfb9k">
+            <w:hyperlink w:history="1" r:id="rId8epozzw_dhjysjanky-tm">
               <w:r>
                 <w:rPr>
                   <w:rFonts w:ascii="Arial" w:cs="Arial" w:eastAsia="Arial" w:hAnsi="Arial"/>
@@ -37036,7 +37036,7 @@
               <w:spacing w:after="10" w:before="0"/>
               <w:ind w:left="120"/>
             </w:pPr>
-            <w:hyperlink w:history="1" r:id="rIdux04j374bho616zdjcuhe">
+            <w:hyperlink w:history="1" r:id="rId7fgj2cs3gy-0d-xhpcnjq">
               <w:r>
                 <w:rPr>
                   <w:rFonts w:ascii="Arial" w:cs="Arial" w:eastAsia="Arial" w:hAnsi="Arial"/>
@@ -37236,7 +37236,7 @@
             <w:pPr>
               <w:spacing w:after="20" w:before="0"/>
             </w:pPr>
-            <w:hyperlink w:history="1" r:id="rIdf-pcl76fxownm7ua5gnfk">
+            <w:hyperlink w:history="1" r:id="rIdjwdcpm94xzomgsvvuezak">
               <w:r>
                 <w:rPr>
                   <w:rFonts w:ascii="Arial" w:cs="Arial" w:eastAsia="Arial" w:hAnsi="Arial"/>
@@ -37285,7 +37285,7 @@
               <w:spacing w:after="10" w:before="0"/>
               <w:ind w:left="120"/>
             </w:pPr>
-            <w:hyperlink w:history="1" r:id="rIdmuzyehjx3fug3zmcvd-ib">
+            <w:hyperlink w:history="1" r:id="rIdea7seuyuuy31s3697qq7m">
               <w:r>
                 <w:rPr>
                   <w:rFonts w:ascii="Arial" w:cs="Arial" w:eastAsia="Arial" w:hAnsi="Arial"/>
@@ -37330,7 +37330,7 @@
             <w:pPr>
               <w:spacing w:after="20" w:before="0"/>
             </w:pPr>
-            <w:hyperlink w:history="1" r:id="rIdobqe0orwhpbggbckzjftl">
+            <w:hyperlink w:history="1" r:id="rIdrodpm3hbutpifzf4373hg">
               <w:r>
                 <w:rPr>
                   <w:rFonts w:ascii="Arial" w:cs="Arial" w:eastAsia="Arial" w:hAnsi="Arial"/>
@@ -37363,7 +37363,7 @@
               <w:spacing w:after="10" w:before="0"/>
               <w:ind w:left="120"/>
             </w:pPr>
-            <w:hyperlink w:history="1" r:id="rIdzsqxp31qqw2zgq1vucy_e">
+            <w:hyperlink w:history="1" r:id="rIdlfhrh6u4xp4hvfwpqdsbw">
               <w:r>
                 <w:rPr>
                   <w:rFonts w:ascii="Arial" w:cs="Arial" w:eastAsia="Arial" w:hAnsi="Arial"/>
@@ -37563,7 +37563,7 @@
             <w:pPr>
               <w:spacing w:after="20" w:before="0"/>
             </w:pPr>
-            <w:hyperlink w:history="1" r:id="rId3eote__pnnp0wcxj8ssaf">
+            <w:hyperlink w:history="1" r:id="rIdalxmagcfh5n-k9pws9rwu">
               <w:r>
                 <w:rPr>
                   <w:rFonts w:ascii="Arial" w:cs="Arial" w:eastAsia="Arial" w:hAnsi="Arial"/>
@@ -37612,7 +37612,7 @@
               <w:spacing w:after="10" w:before="0"/>
               <w:ind w:left="120"/>
             </w:pPr>
-            <w:hyperlink w:history="1" r:id="rIdux4riiqphj6mcxsfmc7ah">
+            <w:hyperlink w:history="1" r:id="rIdyo2q24nqyvg2ftjtlh5dx">
               <w:r>
                 <w:rPr>
                   <w:rFonts w:ascii="Arial" w:cs="Arial" w:eastAsia="Arial" w:hAnsi="Arial"/>
@@ -37657,7 +37657,7 @@
             <w:pPr>
               <w:spacing w:after="20" w:before="0"/>
             </w:pPr>
-            <w:hyperlink w:history="1" r:id="rIdmxjmkltsloffci2hsdc8j">
+            <w:hyperlink w:history="1" r:id="rIdcqetqsqoixpkhzz4qqpx3">
               <w:r>
                 <w:rPr>
                   <w:rFonts w:ascii="Arial" w:cs="Arial" w:eastAsia="Arial" w:hAnsi="Arial"/>
@@ -37690,7 +37690,7 @@
               <w:spacing w:after="10" w:before="0"/>
               <w:ind w:left="120"/>
             </w:pPr>
-            <w:hyperlink w:history="1" r:id="rIdd5fw8ejednmdokgox5epe">
+            <w:hyperlink w:history="1" r:id="rIds2cdrdn9usl3wrkjla-q2">
               <w:r>
                 <w:rPr>
                   <w:rFonts w:ascii="Arial" w:cs="Arial" w:eastAsia="Arial" w:hAnsi="Arial"/>
@@ -38215,7 +38215,7 @@
         </w:rPr>
         <w:t xml:space="preserve">© 2026 SeaVuria and ARES. Aligned with KICD objectives. Developed by SeaVuria; technical implementation by ARES (with AI assistance from Claude). Licensed under </w:t>
       </w:r>
-      <w:hyperlink w:history="1" r:id="rIdtjkz_rjvyc7vosehltbxn">
+      <w:hyperlink w:history="1" r:id="rIdawqijbltpikn_60mif4vd">
         <w:r>
           <w:rPr>
             <w:rFonts w:ascii="Arial" w:cs="Arial" w:eastAsia="Arial" w:hAnsi="Arial"/>
@@ -38236,7 +38236,7 @@
         </w:rPr>
         <w:t xml:space="preserve"> (</w:t>
       </w:r>
-      <w:hyperlink w:history="1" r:id="rIdmqzmyhwgw1-zbfhjneplh">
+      <w:hyperlink w:history="1" r:id="rIdoaleijzbcng7-fvkmcbtw">
         <w:r>
           <w:rPr>
             <w:rFonts w:ascii="Arial" w:cs="Arial" w:eastAsia="Arial" w:hAnsi="Arial"/>
